--- a/Documento_ERS_PASTELERIA.docx
+++ b/Documento_ERS_PASTELERIA.docx
@@ -295,7 +295,7 @@
                 <w:szCs w:val="44"/>
                 <w:rtl w:val="0"/>
               </w:rPr>
-              <w:t xml:space="preserve">Evaluación Parcial N°1</w:t>
+              <w:t xml:space="preserve">Evaluación Parcial N°2</w:t>
             </w:r>
           </w:p>
           <w:p>
@@ -972,94 +972,41 @@
     </w:p>
     <w:p>
       <w:pPr>
-        <w:rPr>
-          <w:rFonts w:ascii="Arial" w:cs="Arial" w:eastAsia="Arial" w:hAnsi="Arial"/>
-          <w:sz w:val="24"/>
-          <w:szCs w:val="24"/>
-        </w:rPr>
-      </w:pPr>
-      <w:r>
-        <w:rPr>
-          <w:rFonts w:ascii="Arial" w:cs="Arial" w:eastAsia="Arial" w:hAnsi="Arial"/>
-          <w:sz w:val="24"/>
-          <w:szCs w:val="24"/>
-          <w:rtl w:val="0"/>
-        </w:rPr>
-        <w:t xml:space="preserve">El propósito de este documento es presentar las propuesta inicial del proyecto de desarrollo web.</w:t>
-      </w:r>
-    </w:p>
-    <w:p>
-      <w:pPr>
-        <w:rPr>
-          <w:rFonts w:ascii="Arial" w:cs="Arial" w:eastAsia="Arial" w:hAnsi="Arial"/>
-          <w:sz w:val="24"/>
-          <w:szCs w:val="24"/>
-        </w:rPr>
-      </w:pPr>
-      <w:r>
-        <w:rPr>
-          <w:rFonts w:ascii="Arial" w:cs="Arial" w:eastAsia="Arial" w:hAnsi="Arial"/>
-          <w:sz w:val="24"/>
-          <w:szCs w:val="24"/>
-          <w:rtl w:val="0"/>
-        </w:rPr>
-        <w:t xml:space="preserve">De esta manera definiremos la propuesta que es del sistema de ventas online para la pastelería Mil sabores.</w:t>
-      </w:r>
-    </w:p>
-    <w:p>
-      <w:pPr>
-        <w:rPr>
-          <w:rFonts w:ascii="Arial" w:cs="Arial" w:eastAsia="Arial" w:hAnsi="Arial"/>
-          <w:sz w:val="24"/>
-          <w:szCs w:val="24"/>
-        </w:rPr>
-      </w:pPr>
-      <w:r>
-        <w:rPr>
-          <w:rFonts w:ascii="Arial" w:cs="Arial" w:eastAsia="Arial" w:hAnsi="Arial"/>
-          <w:sz w:val="24"/>
-          <w:szCs w:val="24"/>
-          <w:rtl w:val="0"/>
-        </w:rPr>
-        <w:t xml:space="preserve">Este informe busca establecer  los fundamentos del proyecto, especificando sus objetivos, requerimientos y lineamientos generales, con el fin de guiar el desarrollo de una plataforma web que modernice la experiencia de compra y refleje la tradición y calidad de la pastelería.</w:t>
-      </w:r>
-    </w:p>
-    <w:p>
-      <w:pPr>
-        <w:rPr/>
-      </w:pPr>
-      <w:r>
-        <w:rPr>
-          <w:rtl w:val="0"/>
-        </w:rPr>
-      </w:r>
-    </w:p>
-    <w:p>
-      <w:pPr>
-        <w:keepNext w:val="1"/>
-        <w:keepLines w:val="1"/>
-        <w:pageBreakBefore w:val="0"/>
-        <w:widowControl w:val="1"/>
-        <w:pBdr>
-          <w:top w:space="0" w:sz="0" w:val="nil"/>
-          <w:left w:space="0" w:sz="0" w:val="nil"/>
-          <w:bottom w:space="0" w:sz="0" w:val="nil"/>
-          <w:right w:space="0" w:sz="0" w:val="nil"/>
-          <w:between w:space="0" w:sz="0" w:val="nil"/>
-        </w:pBdr>
-        <w:shd w:fill="auto" w:val="clear"/>
-        <w:spacing w:after="0" w:before="200" w:line="276" w:lineRule="auto"/>
-        <w:ind w:left="0" w:right="0" w:firstLine="0"/>
-        <w:jc w:val="left"/>
+        <w:spacing w:after="240" w:before="240" w:lineRule="auto"/>
+        <w:rPr>
+          <w:rFonts w:ascii="Arial" w:cs="Arial" w:eastAsia="Arial" w:hAnsi="Arial"/>
+          <w:sz w:val="24"/>
+          <w:szCs w:val="24"/>
+        </w:rPr>
+      </w:pPr>
+      <w:r>
+        <w:rPr>
+          <w:rFonts w:ascii="Arial" w:cs="Arial" w:eastAsia="Arial" w:hAnsi="Arial"/>
+          <w:sz w:val="24"/>
+          <w:szCs w:val="24"/>
+          <w:rtl w:val="0"/>
+        </w:rPr>
+        <w:t xml:space="preserve">El propósito del presente documento es describir detalladamente los requisitos del sistema web 'Pastelería Mil Sabores', el cual busca modernizar la gestión y venta de productos de repostería a través de una plataforma en línea. Este proyecto tiene como objetivo principal implementar un frontend moderno utilizando React, que permita ofrecer una experiencia de usuario atractiva, rápida y responsiva. Además, se pretende garantizar la calidad del desarrollo mediante la aplicación de pruebas unitarias con Jasmine y Karma, siguiendo buenas prácticas del desarrollo fullstack moderno.</w:t>
+      </w:r>
+    </w:p>
+    <w:p>
+      <w:pPr>
         <w:rPr>
           <w:b w:val="1"/>
-          <w:color w:val="4f81bd"/>
-          <w:sz w:val="26"/>
-          <w:szCs w:val="26"/>
-        </w:rPr>
-      </w:pPr>
-      <w:bookmarkStart w:colFirst="0" w:colLast="0" w:name="_heading=h.8nfq5oo4ficg" w:id="2"/>
-      <w:bookmarkEnd w:id="2"/>
+          <w:color w:val="366091"/>
+          <w:sz w:val="28"/>
+          <w:szCs w:val="28"/>
+        </w:rPr>
+      </w:pPr>
+      <w:r>
+        <w:rPr>
+          <w:rFonts w:ascii="Arial" w:cs="Arial" w:eastAsia="Arial" w:hAnsi="Arial"/>
+          <w:sz w:val="24"/>
+          <w:szCs w:val="24"/>
+          <w:rtl w:val="0"/>
+        </w:rPr>
+        <w:t xml:space="preserve">.</w:t>
+      </w:r>
       <w:r>
         <w:rPr>
           <w:rFonts w:ascii="Calibri" w:cs="Calibri" w:eastAsia="Calibri" w:hAnsi="Calibri"/>
@@ -1087,222 +1034,40 @@
           <w:rtl w:val="0"/>
         </w:rPr>
         <w:t xml:space="preserve">Descripción general del proyecto.</w:t>
-      </w:r>
-    </w:p>
-    <w:p>
-      <w:pPr>
-        <w:rPr>
-          <w:rFonts w:ascii="Arial" w:cs="Arial" w:eastAsia="Arial" w:hAnsi="Arial"/>
-          <w:sz w:val="24"/>
-          <w:szCs w:val="24"/>
-        </w:rPr>
-      </w:pPr>
-      <w:r>
-        <w:rPr>
-          <w:rFonts w:ascii="Arial" w:cs="Arial" w:eastAsia="Arial" w:hAnsi="Arial"/>
-          <w:sz w:val="24"/>
-          <w:szCs w:val="24"/>
-          <w:rtl w:val="0"/>
-        </w:rPr>
-        <w:t xml:space="preserve">El proyecto consiste en el diseño y desarrollo de una plataforma web para la Pastelería Mil sabores, empresa reconocida en Chile por su trayectoria en repostería y su participación en hitos como el record Guiness de la torta más grande del mundo en 1995.</w:t>
-      </w:r>
-    </w:p>
-    <w:p>
-      <w:pPr>
-        <w:rPr>
-          <w:rFonts w:ascii="Arial" w:cs="Arial" w:eastAsia="Arial" w:hAnsi="Arial"/>
-          <w:sz w:val="24"/>
-          <w:szCs w:val="24"/>
-        </w:rPr>
-      </w:pPr>
-      <w:r>
-        <w:rPr>
-          <w:rFonts w:ascii="Arial" w:cs="Arial" w:eastAsia="Arial" w:hAnsi="Arial"/>
-          <w:sz w:val="24"/>
-          <w:szCs w:val="24"/>
-          <w:rtl w:val="0"/>
-        </w:rPr>
-        <w:t xml:space="preserve">La plataforma permitirá a los usuarios:</w:t>
-      </w:r>
-    </w:p>
-    <w:p>
-      <w:pPr>
-        <w:numPr>
-          <w:ilvl w:val="0"/>
-          <w:numId w:val="8"/>
-        </w:numPr>
-        <w:spacing w:after="0" w:afterAutospacing="0" w:line="360" w:lineRule="auto"/>
-        <w:ind w:left="720" w:hanging="360"/>
-        <w:rPr>
-          <w:rFonts w:ascii="Arial" w:cs="Arial" w:eastAsia="Arial" w:hAnsi="Arial"/>
-          <w:sz w:val="24"/>
-          <w:szCs w:val="24"/>
-        </w:rPr>
-      </w:pPr>
-      <w:r>
-        <w:rPr>
-          <w:rFonts w:ascii="Arial" w:cs="Arial" w:eastAsia="Arial" w:hAnsi="Arial"/>
-          <w:sz w:val="24"/>
-          <w:szCs w:val="24"/>
-          <w:rtl w:val="0"/>
-        </w:rPr>
-        <w:t xml:space="preserve">Comprar productos de repostería a través de un catálogo interactivo. </w:t>
-      </w:r>
-    </w:p>
-    <w:p>
-      <w:pPr>
-        <w:numPr>
-          <w:ilvl w:val="0"/>
-          <w:numId w:val="8"/>
-        </w:numPr>
-        <w:spacing w:after="0" w:afterAutospacing="0" w:line="360" w:lineRule="auto"/>
-        <w:ind w:left="720" w:hanging="360"/>
-        <w:rPr>
-          <w:rFonts w:ascii="Arial" w:cs="Arial" w:eastAsia="Arial" w:hAnsi="Arial"/>
-          <w:sz w:val="24"/>
-          <w:szCs w:val="24"/>
-        </w:rPr>
-      </w:pPr>
-      <w:r>
-        <w:rPr>
-          <w:rFonts w:ascii="Arial" w:cs="Arial" w:eastAsia="Arial" w:hAnsi="Arial"/>
-          <w:sz w:val="24"/>
-          <w:szCs w:val="24"/>
-          <w:rtl w:val="0"/>
-        </w:rPr>
-        <w:t xml:space="preserve">Personalizar pedidos con mensajes especiales y opciones de formato. </w:t>
-      </w:r>
-    </w:p>
-    <w:p>
-      <w:pPr>
-        <w:numPr>
-          <w:ilvl w:val="0"/>
-          <w:numId w:val="8"/>
-        </w:numPr>
-        <w:spacing w:after="0" w:afterAutospacing="0" w:line="360" w:lineRule="auto"/>
-        <w:ind w:left="720" w:hanging="360"/>
-        <w:rPr>
-          <w:rFonts w:ascii="Arial" w:cs="Arial" w:eastAsia="Arial" w:hAnsi="Arial"/>
-          <w:sz w:val="24"/>
-          <w:szCs w:val="24"/>
-        </w:rPr>
-      </w:pPr>
-      <w:r>
-        <w:rPr>
-          <w:rFonts w:ascii="Arial" w:cs="Arial" w:eastAsia="Arial" w:hAnsi="Arial"/>
-          <w:sz w:val="24"/>
-          <w:szCs w:val="24"/>
-          <w:rtl w:val="0"/>
-        </w:rPr>
-        <w:t xml:space="preserve">Acceder a descuentos y beneficios según condiciones como edad, registro con código promocional o correo.</w:t>
-      </w:r>
-    </w:p>
-    <w:p>
-      <w:pPr>
-        <w:numPr>
-          <w:ilvl w:val="0"/>
-          <w:numId w:val="8"/>
-        </w:numPr>
-        <w:spacing w:after="0" w:afterAutospacing="0" w:line="360" w:lineRule="auto"/>
-        <w:ind w:left="720" w:hanging="360"/>
-        <w:rPr>
-          <w:rFonts w:ascii="Arial" w:cs="Arial" w:eastAsia="Arial" w:hAnsi="Arial"/>
-          <w:sz w:val="24"/>
-          <w:szCs w:val="24"/>
-        </w:rPr>
-      </w:pPr>
-      <w:r>
-        <w:rPr>
-          <w:rFonts w:ascii="Arial" w:cs="Arial" w:eastAsia="Arial" w:hAnsi="Arial"/>
-          <w:sz w:val="24"/>
-          <w:szCs w:val="24"/>
-          <w:rtl w:val="0"/>
-        </w:rPr>
-        <w:t xml:space="preserve">Gestionar perfiles y pedidos con seguimiento de envíos en tiempo real.</w:t>
-      </w:r>
-    </w:p>
-    <w:p>
-      <w:pPr>
-        <w:numPr>
-          <w:ilvl w:val="0"/>
-          <w:numId w:val="8"/>
-        </w:numPr>
-        <w:spacing w:line="360" w:lineRule="auto"/>
-        <w:ind w:left="720" w:hanging="360"/>
-        <w:rPr>
-          <w:rFonts w:ascii="Arial" w:cs="Arial" w:eastAsia="Arial" w:hAnsi="Arial"/>
-          <w:sz w:val="24"/>
-          <w:szCs w:val="24"/>
-        </w:rPr>
-      </w:pPr>
-      <w:r>
-        <w:rPr>
-          <w:rFonts w:ascii="Arial" w:cs="Arial" w:eastAsia="Arial" w:hAnsi="Arial"/>
-          <w:sz w:val="24"/>
-          <w:szCs w:val="24"/>
-          <w:rtl w:val="0"/>
-        </w:rPr>
-        <w:t xml:space="preserve">Interactuar con la comunidad, a través de secciones de recetas, noticias y redes sociales.</w:t>
-      </w:r>
-    </w:p>
-    <w:p>
-      <w:pPr>
-        <w:keepNext w:val="1"/>
-        <w:keepLines w:val="1"/>
-        <w:pageBreakBefore w:val="0"/>
-        <w:widowControl w:val="1"/>
-        <w:pBdr>
-          <w:top w:space="0" w:sz="0" w:val="nil"/>
-          <w:left w:space="0" w:sz="0" w:val="nil"/>
-          <w:bottom w:space="0" w:sz="0" w:val="nil"/>
-          <w:right w:space="0" w:sz="0" w:val="nil"/>
-          <w:between w:space="0" w:sz="0" w:val="nil"/>
-        </w:pBdr>
-        <w:shd w:fill="auto" w:val="clear"/>
-        <w:spacing w:after="0" w:before="200" w:line="276" w:lineRule="auto"/>
-        <w:ind w:left="0" w:right="0" w:firstLine="0"/>
-        <w:jc w:val="left"/>
-        <w:rPr>
-          <w:rFonts w:ascii="Calibri" w:cs="Calibri" w:eastAsia="Calibri" w:hAnsi="Calibri"/>
+        <w:br w:type="textWrapping"/>
+      </w:r>
+      <w:r>
+        <w:rPr>
+          <w:rFonts w:ascii="Arial" w:cs="Arial" w:eastAsia="Arial" w:hAnsi="Arial"/>
+          <w:sz w:val="24"/>
+          <w:szCs w:val="24"/>
+          <w:rtl w:val="0"/>
+        </w:rPr>
+        <w:t xml:space="preserve">La plataforma web de la Pastelería Mil Sabores permitirá a los clientes acceder a un catálogo de productos de repostería, personalizar pedidos, realizar compras en línea y recibir seguimiento de sus pedidos. Asimismo, integrará un sistema de autenticación y beneficios personalizados para diferentes tipos de clientes (por edad, promociones o afiliación). El sitio contará con diseño responsivo implementado mediante Bootstrap, garantizando su correcta visualización en dispositivos móviles, tablets y computadores. El frontend se construirá en React, con una arquitectura basada en componentes reutilizables y gestión de estados para asegurar la escalabilidad y mantenibilidad del proyecto.</w:t>
+        <w:br w:type="textWrapping"/>
+        <w:br w:type="textWrapping"/>
+      </w:r>
+      <w:r>
+        <w:rPr>
           <w:b w:val="1"/>
-          <w:i w:val="0"/>
-          <w:smallCaps w:val="0"/>
-          <w:strike w:val="0"/>
           <w:color w:val="4f81bd"/>
           <w:sz w:val="26"/>
           <w:szCs w:val="26"/>
-          <w:u w:val="none"/>
-          <w:shd w:fill="auto" w:val="clear"/>
-          <w:vertAlign w:val="baseline"/>
-        </w:rPr>
-      </w:pPr>
-      <w:bookmarkStart w:colFirst="0" w:colLast="0" w:name="_heading=h.335175zfli1v" w:id="3"/>
-      <w:bookmarkEnd w:id="3"/>
-      <w:r>
-        <w:rPr>
-          <w:rtl w:val="0"/>
-        </w:rPr>
-      </w:r>
-    </w:p>
-    <w:p>
-      <w:pPr>
-        <w:rPr/>
-      </w:pPr>
-      <w:r>
-        <w:rPr>
-          <w:rtl w:val="0"/>
-        </w:rPr>
-      </w:r>
-    </w:p>
-    <w:p>
-      <w:pPr>
-        <w:rPr>
-          <w:b w:val="1"/>
-          <w:color w:val="366091"/>
-          <w:sz w:val="28"/>
-          <w:szCs w:val="28"/>
-        </w:rPr>
-      </w:pPr>
+          <w:rtl w:val="0"/>
+        </w:rPr>
+        <w:t xml:space="preserve">1.3</w:t>
+        <w:tab/>
+        <w:t xml:space="preserve">Alcance</w:t>
+        <w:br w:type="textWrapping"/>
+      </w:r>
+      <w:r>
+        <w:rPr>
+          <w:sz w:val="24"/>
+          <w:szCs w:val="24"/>
+          <w:rtl w:val="0"/>
+        </w:rPr>
+        <w:t xml:space="preserve">El sistema abarca el desarrollo del frontend completo de la tienda online, integrando funcionalidades esenciales como registro de usuarios, gestión del carrito de compras, personalización de productos, procesamiento de pedidos y conexión con redes sociales. También se incluyen las pruebas unitarias del frontend para validar el comportamiento de los componentes y la lógica de negocio. No se incluye en esta fase el desarrollo del backend o la conexión a bases de datos externas, aunque se dejarán los componentes preparados para su integración futura.</w:t>
+      </w:r>
       <w:r>
         <w:rPr>
           <w:rtl w:val="0"/>
@@ -1330,8 +1095,8 @@
           <w:b w:val="1"/>
         </w:rPr>
       </w:pPr>
-      <w:bookmarkStart w:colFirst="0" w:colLast="0" w:name="_heading=h.wbz9xlhwnyjd" w:id="4"/>
-      <w:bookmarkEnd w:id="4"/>
+      <w:bookmarkStart w:colFirst="0" w:colLast="0" w:name="_heading=h.wbz9xlhwnyjd" w:id="2"/>
+      <w:bookmarkEnd w:id="2"/>
       <w:r>
         <w:rPr>
           <w:rFonts w:ascii="Calibri" w:cs="Calibri" w:eastAsia="Calibri" w:hAnsi="Calibri"/>
@@ -1406,8 +1171,8 @@
           <w:szCs w:val="24"/>
         </w:rPr>
       </w:pPr>
-      <w:bookmarkStart w:colFirst="0" w:colLast="0" w:name="_heading=h.r67jhnjfrbzj" w:id="5"/>
-      <w:bookmarkEnd w:id="5"/>
+      <w:bookmarkStart w:colFirst="0" w:colLast="0" w:name="_heading=h.r67jhnjfrbzj" w:id="3"/>
+      <w:bookmarkEnd w:id="3"/>
       <w:r>
         <w:rPr>
           <w:rFonts w:ascii="Arial" w:cs="Arial" w:eastAsia="Arial" w:hAnsi="Arial"/>
@@ -1607,8 +1372,8 @@
           <w:szCs w:val="24"/>
         </w:rPr>
       </w:pPr>
-      <w:bookmarkStart w:colFirst="0" w:colLast="0" w:name="_heading=h.o73trmv1jpai" w:id="6"/>
-      <w:bookmarkEnd w:id="6"/>
+      <w:bookmarkStart w:colFirst="0" w:colLast="0" w:name="_heading=h.o73trmv1jpai" w:id="4"/>
+      <w:bookmarkEnd w:id="4"/>
       <w:r>
         <w:rPr>
           <w:rFonts w:ascii="Arial" w:cs="Arial" w:eastAsia="Arial" w:hAnsi="Arial"/>
@@ -1624,7 +1389,7 @@
       <w:pPr>
         <w:numPr>
           <w:ilvl w:val="0"/>
-          <w:numId w:val="13"/>
+          <w:numId w:val="12"/>
         </w:numPr>
         <w:spacing w:after="0" w:afterAutospacing="0" w:before="240" w:lineRule="auto"/>
         <w:ind w:left="720" w:hanging="360"/>
@@ -1649,7 +1414,7 @@
       <w:pPr>
         <w:numPr>
           <w:ilvl w:val="0"/>
-          <w:numId w:val="13"/>
+          <w:numId w:val="12"/>
         </w:numPr>
         <w:spacing w:after="240" w:before="0" w:beforeAutospacing="0" w:lineRule="auto"/>
         <w:ind w:left="720" w:hanging="360"/>
@@ -1683,8 +1448,8 @@
           <w:szCs w:val="24"/>
         </w:rPr>
       </w:pPr>
-      <w:bookmarkStart w:colFirst="0" w:colLast="0" w:name="_heading=h.er9clscaauh5" w:id="7"/>
-      <w:bookmarkEnd w:id="7"/>
+      <w:bookmarkStart w:colFirst="0" w:colLast="0" w:name="_heading=h.er9clscaauh5" w:id="5"/>
+      <w:bookmarkEnd w:id="5"/>
       <w:r>
         <w:rPr>
           <w:rFonts w:ascii="Arial" w:cs="Arial" w:eastAsia="Arial" w:hAnsi="Arial"/>
@@ -1809,8 +1574,8 @@
           <w:szCs w:val="24"/>
         </w:rPr>
       </w:pPr>
-      <w:bookmarkStart w:colFirst="0" w:colLast="0" w:name="_heading=h.4guiez49fsgs" w:id="8"/>
-      <w:bookmarkEnd w:id="8"/>
+      <w:bookmarkStart w:colFirst="0" w:colLast="0" w:name="_heading=h.4guiez49fsgs" w:id="6"/>
+      <w:bookmarkEnd w:id="6"/>
       <w:r>
         <w:rPr>
           <w:rFonts w:ascii="Arial" w:cs="Arial" w:eastAsia="Arial" w:hAnsi="Arial"/>
@@ -1826,7 +1591,7 @@
       <w:pPr>
         <w:numPr>
           <w:ilvl w:val="0"/>
-          <w:numId w:val="10"/>
+          <w:numId w:val="9"/>
         </w:numPr>
         <w:spacing w:after="240" w:before="240" w:lineRule="auto"/>
         <w:ind w:left="720" w:hanging="360"/>
@@ -1860,8 +1625,8 @@
           <w:szCs w:val="24"/>
         </w:rPr>
       </w:pPr>
-      <w:bookmarkStart w:colFirst="0" w:colLast="0" w:name="_heading=h.d53llt7gpvwc" w:id="9"/>
-      <w:bookmarkEnd w:id="9"/>
+      <w:bookmarkStart w:colFirst="0" w:colLast="0" w:name="_heading=h.d53llt7gpvwc" w:id="7"/>
+      <w:bookmarkEnd w:id="7"/>
       <w:r>
         <w:rPr>
           <w:rFonts w:ascii="Arial" w:cs="Arial" w:eastAsia="Arial" w:hAnsi="Arial"/>
@@ -1936,8 +1701,8 @@
           <w:szCs w:val="24"/>
         </w:rPr>
       </w:pPr>
-      <w:bookmarkStart w:colFirst="0" w:colLast="0" w:name="_heading=h.rub7a49tdd28" w:id="10"/>
-      <w:bookmarkEnd w:id="10"/>
+      <w:bookmarkStart w:colFirst="0" w:colLast="0" w:name="_heading=h.rub7a49tdd28" w:id="8"/>
+      <w:bookmarkEnd w:id="8"/>
       <w:r>
         <w:rPr>
           <w:rFonts w:ascii="Arial" w:cs="Arial" w:eastAsia="Arial" w:hAnsi="Arial"/>
@@ -2012,8 +1777,8 @@
           <w:szCs w:val="24"/>
         </w:rPr>
       </w:pPr>
-      <w:bookmarkStart w:colFirst="0" w:colLast="0" w:name="_heading=h.g8tt6jyjvwfl" w:id="11"/>
-      <w:bookmarkEnd w:id="11"/>
+      <w:bookmarkStart w:colFirst="0" w:colLast="0" w:name="_heading=h.g8tt6jyjvwfl" w:id="9"/>
+      <w:bookmarkEnd w:id="9"/>
       <w:r>
         <w:rPr>
           <w:rFonts w:ascii="Arial" w:cs="Arial" w:eastAsia="Arial" w:hAnsi="Arial"/>
@@ -2029,7 +1794,7 @@
       <w:pPr>
         <w:numPr>
           <w:ilvl w:val="0"/>
-          <w:numId w:val="9"/>
+          <w:numId w:val="8"/>
         </w:numPr>
         <w:spacing w:after="0" w:afterAutospacing="0" w:before="240" w:lineRule="auto"/>
         <w:ind w:left="720" w:hanging="360"/>
@@ -2054,7 +1819,7 @@
       <w:pPr>
         <w:numPr>
           <w:ilvl w:val="0"/>
-          <w:numId w:val="9"/>
+          <w:numId w:val="8"/>
         </w:numPr>
         <w:spacing w:after="240" w:before="0" w:beforeAutospacing="0" w:lineRule="auto"/>
         <w:ind w:left="720" w:hanging="360"/>
@@ -2088,8 +1853,8 @@
           <w:szCs w:val="24"/>
         </w:rPr>
       </w:pPr>
-      <w:bookmarkStart w:colFirst="0" w:colLast="0" w:name="_heading=h.cr6hk9hsdl8n" w:id="12"/>
-      <w:bookmarkEnd w:id="12"/>
+      <w:bookmarkStart w:colFirst="0" w:colLast="0" w:name="_heading=h.cr6hk9hsdl8n" w:id="10"/>
+      <w:bookmarkEnd w:id="10"/>
       <w:r>
         <w:rPr>
           <w:rFonts w:ascii="Arial" w:cs="Arial" w:eastAsia="Arial" w:hAnsi="Arial"/>
@@ -2105,7 +1870,7 @@
       <w:pPr>
         <w:numPr>
           <w:ilvl w:val="0"/>
-          <w:numId w:val="11"/>
+          <w:numId w:val="10"/>
         </w:numPr>
         <w:spacing w:after="0" w:afterAutospacing="0" w:before="240" w:lineRule="auto"/>
         <w:ind w:left="720" w:hanging="360"/>
@@ -2130,7 +1895,7 @@
       <w:pPr>
         <w:numPr>
           <w:ilvl w:val="0"/>
-          <w:numId w:val="11"/>
+          <w:numId w:val="10"/>
         </w:numPr>
         <w:spacing w:after="240" w:before="0" w:beforeAutospacing="0" w:lineRule="auto"/>
         <w:ind w:left="720" w:hanging="360"/>
@@ -2149,48 +1914,6 @@
         </w:rPr>
         <w:t xml:space="preserve">Aplicación automática de descuentos según perfil del usuario o código promocional.</w:t>
       </w:r>
-    </w:p>
-    <w:p>
-      <w:pPr>
-        <w:spacing w:after="240" w:before="240" w:lineRule="auto"/>
-        <w:ind w:left="720" w:firstLine="0"/>
-        <w:rPr/>
-      </w:pPr>
-      <w:r>
-        <w:rPr>
-          <w:rtl w:val="0"/>
-        </w:rPr>
-        <w:br w:type="textWrapping"/>
-      </w:r>
-    </w:p>
-    <w:p>
-      <w:pPr>
-        <w:spacing w:after="240" w:before="240" w:lineRule="auto"/>
-        <w:ind w:left="720" w:firstLine="0"/>
-        <w:rPr>
-          <w:b w:val="1"/>
-          <w:color w:val="4f81bd"/>
-          <w:sz w:val="26"/>
-          <w:szCs w:val="26"/>
-        </w:rPr>
-      </w:pPr>
-      <w:r>
-        <w:rPr>
-          <w:rtl w:val="0"/>
-        </w:rPr>
-      </w:r>
-    </w:p>
-    <w:p>
-      <w:pPr>
-        <w:spacing w:after="240" w:before="240" w:lineRule="auto"/>
-        <w:ind w:left="720" w:firstLine="0"/>
-        <w:rPr>
-          <w:b w:val="1"/>
-          <w:color w:val="4f81bd"/>
-          <w:sz w:val="26"/>
-          <w:szCs w:val="26"/>
-        </w:rPr>
-      </w:pPr>
       <w:r>
         <w:rPr>
           <w:rtl w:val="0"/>
@@ -2433,7 +2156,7 @@
         <w:widowControl w:val="1"/>
         <w:numPr>
           <w:ilvl w:val="0"/>
-          <w:numId w:val="12"/>
+          <w:numId w:val="11"/>
         </w:numPr>
         <w:pBdr>
           <w:top w:space="0" w:sz="0" w:val="nil"/>
@@ -2470,7 +2193,7 @@
         <w:widowControl w:val="1"/>
         <w:numPr>
           <w:ilvl w:val="0"/>
-          <w:numId w:val="12"/>
+          <w:numId w:val="11"/>
         </w:numPr>
         <w:pBdr>
           <w:top w:space="0" w:sz="0" w:val="nil"/>
@@ -2540,7 +2263,7 @@
         <w:widowControl w:val="1"/>
         <w:numPr>
           <w:ilvl w:val="0"/>
-          <w:numId w:val="4"/>
+          <w:numId w:val="3"/>
         </w:numPr>
         <w:pBdr>
           <w:top w:space="0" w:sz="0" w:val="nil"/>
@@ -2567,147 +2290,6 @@
           <w:rtl w:val="0"/>
         </w:rPr>
         <w:t xml:space="preserve">El sistema de descuentos y promociones debe estar validado con los datos ingresados por el usuario (edad, correo, código promocional).</w:t>
-      </w:r>
-    </w:p>
-    <w:p>
-      <w:pPr>
-        <w:keepNext w:val="0"/>
-        <w:keepLines w:val="0"/>
-        <w:pageBreakBefore w:val="0"/>
-        <w:widowControl w:val="1"/>
-        <w:numPr>
-          <w:ilvl w:val="0"/>
-          <w:numId w:val="4"/>
-        </w:numPr>
-        <w:pBdr>
-          <w:top w:space="0" w:sz="0" w:val="nil"/>
-          <w:left w:space="0" w:sz="0" w:val="nil"/>
-          <w:bottom w:space="0" w:sz="0" w:val="nil"/>
-          <w:right w:space="0" w:sz="0" w:val="nil"/>
-          <w:between w:space="0" w:sz="0" w:val="nil"/>
-        </w:pBdr>
-        <w:shd w:fill="auto" w:val="clear"/>
-        <w:spacing w:after="200" w:before="0" w:line="276" w:lineRule="auto"/>
-        <w:ind w:left="1440" w:right="0" w:hanging="360"/>
-        <w:jc w:val="left"/>
-        <w:rPr>
-          <w:rFonts w:ascii="Arial" w:cs="Arial" w:eastAsia="Arial" w:hAnsi="Arial"/>
-          <w:sz w:val="24"/>
-          <w:szCs w:val="24"/>
-        </w:rPr>
-      </w:pPr>
-      <w:r>
-        <w:rPr>
-          <w:rFonts w:ascii="Arial" w:cs="Arial" w:eastAsia="Arial" w:hAnsi="Arial"/>
-          <w:sz w:val="24"/>
-          <w:szCs w:val="24"/>
-          <w:rtl w:val="0"/>
-        </w:rPr>
-        <w:t xml:space="preserve">Los pedidos deben incluir generación de boleta y validación de stock.</w:t>
-      </w:r>
-    </w:p>
-    <w:p>
-      <w:pPr>
-        <w:keepNext w:val="0"/>
-        <w:keepLines w:val="0"/>
-        <w:pageBreakBefore w:val="0"/>
-        <w:widowControl w:val="1"/>
-        <w:pBdr>
-          <w:top w:space="0" w:sz="0" w:val="nil"/>
-          <w:left w:space="0" w:sz="0" w:val="nil"/>
-          <w:bottom w:space="0" w:sz="0" w:val="nil"/>
-          <w:right w:space="0" w:sz="0" w:val="nil"/>
-          <w:between w:space="0" w:sz="0" w:val="nil"/>
-        </w:pBdr>
-        <w:shd w:fill="auto" w:val="clear"/>
-        <w:spacing w:after="200" w:before="0" w:line="276" w:lineRule="auto"/>
-        <w:ind w:left="0" w:right="0" w:firstLine="0"/>
-        <w:jc w:val="left"/>
-        <w:rPr>
-          <w:rFonts w:ascii="Arial" w:cs="Arial" w:eastAsia="Arial" w:hAnsi="Arial"/>
-          <w:sz w:val="24"/>
-          <w:szCs w:val="24"/>
-        </w:rPr>
-      </w:pPr>
-      <w:r>
-        <w:rPr>
-          <w:rFonts w:ascii="Arial" w:cs="Arial" w:eastAsia="Arial" w:hAnsi="Arial"/>
-          <w:sz w:val="24"/>
-          <w:szCs w:val="24"/>
-          <w:rtl w:val="0"/>
-        </w:rPr>
-        <w:tab/>
-        <w:t xml:space="preserve">De alcance </w:t>
-      </w:r>
-    </w:p>
-    <w:p>
-      <w:pPr>
-        <w:keepNext w:val="0"/>
-        <w:keepLines w:val="0"/>
-        <w:pageBreakBefore w:val="0"/>
-        <w:widowControl w:val="1"/>
-        <w:numPr>
-          <w:ilvl w:val="0"/>
-          <w:numId w:val="14"/>
-        </w:numPr>
-        <w:pBdr>
-          <w:top w:space="0" w:sz="0" w:val="nil"/>
-          <w:left w:space="0" w:sz="0" w:val="nil"/>
-          <w:bottom w:space="0" w:sz="0" w:val="nil"/>
-          <w:right w:space="0" w:sz="0" w:val="nil"/>
-          <w:between w:space="0" w:sz="0" w:val="nil"/>
-        </w:pBdr>
-        <w:shd w:fill="auto" w:val="clear"/>
-        <w:spacing w:after="200" w:before="0" w:line="276" w:lineRule="auto"/>
-        <w:ind w:left="720" w:right="0" w:hanging="360"/>
-        <w:jc w:val="left"/>
-        <w:rPr>
-          <w:rFonts w:ascii="Arial" w:cs="Arial" w:eastAsia="Arial" w:hAnsi="Arial"/>
-          <w:sz w:val="24"/>
-          <w:szCs w:val="24"/>
-        </w:rPr>
-      </w:pPr>
-      <w:r>
-        <w:rPr>
-          <w:rFonts w:ascii="Arial" w:cs="Arial" w:eastAsia="Arial" w:hAnsi="Arial"/>
-          <w:sz w:val="24"/>
-          <w:szCs w:val="24"/>
-          <w:rtl w:val="0"/>
-        </w:rPr>
-        <w:t xml:space="preserve">No todos los requerimientos propuesta serán implementados; el docente </w:t>
-      </w:r>
-    </w:p>
-    <w:p>
-      <w:pPr>
-        <w:keepNext w:val="0"/>
-        <w:keepLines w:val="0"/>
-        <w:pageBreakBefore w:val="0"/>
-        <w:widowControl w:val="1"/>
-        <w:pBdr>
-          <w:top w:space="0" w:sz="0" w:val="nil"/>
-          <w:left w:space="0" w:sz="0" w:val="nil"/>
-          <w:bottom w:space="0" w:sz="0" w:val="nil"/>
-          <w:right w:space="0" w:sz="0" w:val="nil"/>
-          <w:between w:space="0" w:sz="0" w:val="nil"/>
-        </w:pBdr>
-        <w:shd w:fill="auto" w:val="clear"/>
-        <w:spacing w:after="200" w:before="0" w:line="276" w:lineRule="auto"/>
-        <w:ind w:left="720" w:right="0" w:firstLine="0"/>
-        <w:jc w:val="left"/>
-        <w:rPr>
-          <w:rFonts w:ascii="Arial" w:cs="Arial" w:eastAsia="Arial" w:hAnsi="Arial"/>
-          <w:sz w:val="24"/>
-          <w:szCs w:val="24"/>
-        </w:rPr>
-      </w:pPr>
-      <w:r>
-        <w:rPr>
-          <w:rFonts w:ascii="Arial" w:cs="Arial" w:eastAsia="Arial" w:hAnsi="Arial"/>
-          <w:sz w:val="24"/>
-          <w:szCs w:val="24"/>
-          <w:rtl w:val="0"/>
-        </w:rPr>
-        <w:t xml:space="preserve">definirá el alcance del proyecto.</w:t>
       </w:r>
     </w:p>
     <w:p>
@@ -2729,7 +2311,7 @@
         </w:pBdr>
         <w:shd w:fill="auto" w:val="clear"/>
         <w:spacing w:after="200" w:before="0" w:line="276" w:lineRule="auto"/>
-        <w:ind w:left="720" w:right="0" w:hanging="360"/>
+        <w:ind w:left="1440" w:right="0" w:hanging="360"/>
         <w:jc w:val="left"/>
         <w:rPr>
           <w:rFonts w:ascii="Arial" w:cs="Arial" w:eastAsia="Arial" w:hAnsi="Arial"/>
@@ -2744,72 +2326,7 @@
           <w:szCs w:val="24"/>
           <w:rtl w:val="0"/>
         </w:rPr>
-        <w:t xml:space="preserve">El desarrollo inicial se centrará en funcionalidades básicas de catálogo, carrito y pedidos.</w:t>
-      </w:r>
-    </w:p>
-    <w:p>
-      <w:pPr>
-        <w:spacing w:after="240" w:before="240" w:lineRule="auto"/>
-        <w:ind w:left="720" w:firstLine="0"/>
-        <w:rPr>
-          <w:b w:val="1"/>
-          <w:sz w:val="26"/>
-          <w:szCs w:val="26"/>
-        </w:rPr>
-      </w:pPr>
-      <w:r>
-        <w:rPr>
-          <w:rtl w:val="0"/>
-        </w:rPr>
-      </w:r>
-    </w:p>
-    <w:p>
-      <w:pPr>
-        <w:spacing w:after="240" w:before="240" w:lineRule="auto"/>
-        <w:rPr>
-          <w:b w:val="1"/>
-        </w:rPr>
-      </w:pPr>
-      <w:r>
-        <w:rPr>
-          <w:b w:val="1"/>
-          <w:color w:val="366091"/>
-          <w:sz w:val="28"/>
-          <w:szCs w:val="28"/>
-          <w:rtl w:val="0"/>
-        </w:rPr>
-        <w:t xml:space="preserve">3.</w:t>
-        <w:tab/>
-        <w:t xml:space="preserve">Herramientas y Tecnologías.</w:t>
-      </w:r>
-      <w:r>
-        <w:rPr>
-          <w:rtl w:val="0"/>
-        </w:rPr>
-      </w:r>
-    </w:p>
-    <w:p>
-      <w:pPr>
-        <w:spacing w:after="240" w:before="240" w:lineRule="auto"/>
-        <w:ind w:left="720" w:firstLine="0"/>
-        <w:rPr>
-          <w:b w:val="1"/>
-          <w:color w:val="4f81bd"/>
-          <w:sz w:val="26"/>
-          <w:szCs w:val="26"/>
-        </w:rPr>
-      </w:pPr>
-      <w:r>
-        <w:rPr>
-          <w:b w:val="1"/>
-          <w:color w:val="4f81bd"/>
-          <w:sz w:val="26"/>
-          <w:szCs w:val="26"/>
-          <w:rtl w:val="0"/>
-        </w:rPr>
-        <w:t xml:space="preserve">3.1</w:t>
-        <w:tab/>
-        <w:t xml:space="preserve">Lenguajes de programación.</w:t>
+        <w:t xml:space="preserve">Los pedidos deben incluir generación de boleta y validación de stock.</w:t>
       </w:r>
     </w:p>
     <w:p>
@@ -2842,7 +2359,45 @@
           <w:szCs w:val="24"/>
           <w:rtl w:val="0"/>
         </w:rPr>
-        <w:t xml:space="preserve">HTML5: Para la creación de la estructura semántica de las páginas web.</w:t>
+        <w:tab/>
+        <w:t xml:space="preserve">De alcance </w:t>
+      </w:r>
+    </w:p>
+    <w:p>
+      <w:pPr>
+        <w:keepNext w:val="0"/>
+        <w:keepLines w:val="0"/>
+        <w:pageBreakBefore w:val="0"/>
+        <w:widowControl w:val="1"/>
+        <w:numPr>
+          <w:ilvl w:val="0"/>
+          <w:numId w:val="13"/>
+        </w:numPr>
+        <w:pBdr>
+          <w:top w:space="0" w:sz="0" w:val="nil"/>
+          <w:left w:space="0" w:sz="0" w:val="nil"/>
+          <w:bottom w:space="0" w:sz="0" w:val="nil"/>
+          <w:right w:space="0" w:sz="0" w:val="nil"/>
+          <w:between w:space="0" w:sz="0" w:val="nil"/>
+        </w:pBdr>
+        <w:shd w:fill="auto" w:val="clear"/>
+        <w:spacing w:after="200" w:before="0" w:line="276" w:lineRule="auto"/>
+        <w:ind w:left="720" w:right="0" w:hanging="360"/>
+        <w:jc w:val="left"/>
+        <w:rPr>
+          <w:rFonts w:ascii="Arial" w:cs="Arial" w:eastAsia="Arial" w:hAnsi="Arial"/>
+          <w:sz w:val="24"/>
+          <w:szCs w:val="24"/>
+        </w:rPr>
+      </w:pPr>
+      <w:r>
+        <w:rPr>
+          <w:rFonts w:ascii="Arial" w:cs="Arial" w:eastAsia="Arial" w:hAnsi="Arial"/>
+          <w:sz w:val="24"/>
+          <w:szCs w:val="24"/>
+          <w:rtl w:val="0"/>
+        </w:rPr>
+        <w:t xml:space="preserve">No todos los requerimientos propuesta serán implementados; el docente </w:t>
       </w:r>
     </w:p>
     <w:p>
@@ -2860,7 +2415,7 @@
         </w:pBdr>
         <w:shd w:fill="auto" w:val="clear"/>
         <w:spacing w:after="200" w:before="0" w:line="276" w:lineRule="auto"/>
-        <w:ind w:left="0" w:right="0" w:firstLine="0"/>
+        <w:ind w:left="720" w:right="0" w:firstLine="0"/>
         <w:jc w:val="left"/>
         <w:rPr>
           <w:rFonts w:ascii="Arial" w:cs="Arial" w:eastAsia="Arial" w:hAnsi="Arial"/>
@@ -2875,7 +2430,357 @@
           <w:szCs w:val="24"/>
           <w:rtl w:val="0"/>
         </w:rPr>
-        <w:t xml:space="preserve">CSS3:  Para el diseño visual, aplicaciones de estilos personalizados y adaptación responsive</w:t>
+        <w:t xml:space="preserve">definirá el alcance del proyecto.</w:t>
+      </w:r>
+    </w:p>
+    <w:p>
+      <w:pPr>
+        <w:keepNext w:val="0"/>
+        <w:keepLines w:val="0"/>
+        <w:pageBreakBefore w:val="0"/>
+        <w:widowControl w:val="1"/>
+        <w:numPr>
+          <w:ilvl w:val="0"/>
+          <w:numId w:val="2"/>
+        </w:numPr>
+        <w:pBdr>
+          <w:top w:space="0" w:sz="0" w:val="nil"/>
+          <w:left w:space="0" w:sz="0" w:val="nil"/>
+          <w:bottom w:space="0" w:sz="0" w:val="nil"/>
+          <w:right w:space="0" w:sz="0" w:val="nil"/>
+          <w:between w:space="0" w:sz="0" w:val="nil"/>
+        </w:pBdr>
+        <w:shd w:fill="auto" w:val="clear"/>
+        <w:spacing w:after="200" w:before="0" w:line="276" w:lineRule="auto"/>
+        <w:ind w:left="720" w:right="0" w:hanging="360"/>
+        <w:jc w:val="left"/>
+        <w:rPr>
+          <w:rFonts w:ascii="Arial" w:cs="Arial" w:eastAsia="Arial" w:hAnsi="Arial"/>
+          <w:sz w:val="24"/>
+          <w:szCs w:val="24"/>
+        </w:rPr>
+      </w:pPr>
+      <w:r>
+        <w:rPr>
+          <w:rFonts w:ascii="Arial" w:cs="Arial" w:eastAsia="Arial" w:hAnsi="Arial"/>
+          <w:sz w:val="24"/>
+          <w:szCs w:val="24"/>
+          <w:rtl w:val="0"/>
+        </w:rPr>
+        <w:t xml:space="preserve">El desarrollo inicial se centrará en funcionalidades básicas de catálogo, carrito y pedidos.</w:t>
+      </w:r>
+    </w:p>
+    <w:p>
+      <w:pPr>
+        <w:spacing w:after="240" w:before="240" w:lineRule="auto"/>
+        <w:ind w:left="720" w:firstLine="0"/>
+        <w:rPr>
+          <w:b w:val="1"/>
+          <w:sz w:val="26"/>
+          <w:szCs w:val="26"/>
+        </w:rPr>
+      </w:pPr>
+      <w:r>
+        <w:rPr>
+          <w:rtl w:val="0"/>
+        </w:rPr>
+      </w:r>
+    </w:p>
+    <w:p>
+      <w:pPr>
+        <w:spacing w:after="240" w:before="240" w:lineRule="auto"/>
+        <w:rPr>
+          <w:rFonts w:ascii="Arial" w:cs="Arial" w:eastAsia="Arial" w:hAnsi="Arial"/>
+          <w:sz w:val="24"/>
+          <w:szCs w:val="24"/>
+        </w:rPr>
+      </w:pPr>
+      <w:r>
+        <w:rPr>
+          <w:b w:val="1"/>
+          <w:color w:val="366091"/>
+          <w:sz w:val="28"/>
+          <w:szCs w:val="28"/>
+          <w:rtl w:val="0"/>
+        </w:rPr>
+        <w:t xml:space="preserve">3.</w:t>
+        <w:tab/>
+        <w:t xml:space="preserve">Herramientas y Tecnologías.</w:t>
+      </w:r>
+      <w:r>
+        <w:rPr>
+          <w:rtl w:val="0"/>
+        </w:rPr>
+      </w:r>
+    </w:p>
+    <w:p>
+      <w:pPr>
+        <w:numPr>
+          <w:ilvl w:val="0"/>
+          <w:numId w:val="4"/>
+        </w:numPr>
+        <w:spacing w:after="0" w:afterAutospacing="0" w:before="240" w:lineRule="auto"/>
+        <w:ind w:left="720" w:hanging="360"/>
+        <w:rPr>
+          <w:rFonts w:ascii="Arial" w:cs="Arial" w:eastAsia="Arial" w:hAnsi="Arial"/>
+          <w:sz w:val="24"/>
+          <w:szCs w:val="24"/>
+        </w:rPr>
+      </w:pPr>
+      <w:r>
+        <w:rPr>
+          <w:rFonts w:ascii="Arial" w:cs="Arial" w:eastAsia="Arial" w:hAnsi="Arial"/>
+          <w:b w:val="1"/>
+          <w:sz w:val="24"/>
+          <w:szCs w:val="24"/>
+          <w:rtl w:val="0"/>
+        </w:rPr>
+        <w:t xml:space="preserve">El desarrollo se realizará utilizando un conjunto de tecnologías modernas que garanticen la calidad, mantenibilidad y escalabilidad del sistema.</w:t>
+      </w:r>
+    </w:p>
+    <w:p>
+      <w:pPr>
+        <w:numPr>
+          <w:ilvl w:val="0"/>
+          <w:numId w:val="4"/>
+        </w:numPr>
+        <w:spacing w:after="0" w:afterAutospacing="0" w:before="0" w:beforeAutospacing="0" w:lineRule="auto"/>
+        <w:ind w:left="720" w:hanging="360"/>
+        <w:rPr>
+          <w:rFonts w:ascii="Arial" w:cs="Arial" w:eastAsia="Arial" w:hAnsi="Arial"/>
+          <w:sz w:val="24"/>
+          <w:szCs w:val="24"/>
+        </w:rPr>
+      </w:pPr>
+      <w:r>
+        <w:rPr>
+          <w:rFonts w:ascii="Arial" w:cs="Arial" w:eastAsia="Arial" w:hAnsi="Arial"/>
+          <w:b w:val="1"/>
+          <w:sz w:val="24"/>
+          <w:szCs w:val="24"/>
+          <w:rtl w:val="0"/>
+        </w:rPr>
+        <w:t xml:space="preserve">• React – Framework principal para la creación de componentes dinámicos y reutilizables.</w:t>
+      </w:r>
+    </w:p>
+    <w:p>
+      <w:pPr>
+        <w:numPr>
+          <w:ilvl w:val="0"/>
+          <w:numId w:val="4"/>
+        </w:numPr>
+        <w:spacing w:after="0" w:afterAutospacing="0" w:before="0" w:beforeAutospacing="0" w:lineRule="auto"/>
+        <w:ind w:left="720" w:hanging="360"/>
+        <w:rPr>
+          <w:rFonts w:ascii="Arial" w:cs="Arial" w:eastAsia="Arial" w:hAnsi="Arial"/>
+          <w:sz w:val="24"/>
+          <w:szCs w:val="24"/>
+        </w:rPr>
+      </w:pPr>
+      <w:r>
+        <w:rPr>
+          <w:rFonts w:ascii="Arial" w:cs="Arial" w:eastAsia="Arial" w:hAnsi="Arial"/>
+          <w:b w:val="1"/>
+          <w:sz w:val="24"/>
+          <w:szCs w:val="24"/>
+          <w:rtl w:val="0"/>
+        </w:rPr>
+        <w:t xml:space="preserve">• Bootstrap 5 – Framework CSS para diseño responsivo y componentes visuales.</w:t>
+      </w:r>
+    </w:p>
+    <w:p>
+      <w:pPr>
+        <w:numPr>
+          <w:ilvl w:val="0"/>
+          <w:numId w:val="4"/>
+        </w:numPr>
+        <w:spacing w:after="0" w:afterAutospacing="0" w:before="0" w:beforeAutospacing="0" w:lineRule="auto"/>
+        <w:ind w:left="720" w:hanging="360"/>
+        <w:rPr>
+          <w:rFonts w:ascii="Arial" w:cs="Arial" w:eastAsia="Arial" w:hAnsi="Arial"/>
+          <w:sz w:val="24"/>
+          <w:szCs w:val="24"/>
+        </w:rPr>
+      </w:pPr>
+      <w:r>
+        <w:rPr>
+          <w:rFonts w:ascii="Arial" w:cs="Arial" w:eastAsia="Arial" w:hAnsi="Arial"/>
+          <w:b w:val="1"/>
+          <w:sz w:val="24"/>
+          <w:szCs w:val="24"/>
+          <w:rtl w:val="0"/>
+        </w:rPr>
+        <w:t xml:space="preserve">• Jasmine y Karma – Herramientas para la ejecución de pruebas unitarias de frontend.</w:t>
+      </w:r>
+    </w:p>
+    <w:p>
+      <w:pPr>
+        <w:numPr>
+          <w:ilvl w:val="0"/>
+          <w:numId w:val="4"/>
+        </w:numPr>
+        <w:spacing w:after="0" w:afterAutospacing="0" w:before="0" w:beforeAutospacing="0" w:lineRule="auto"/>
+        <w:ind w:left="720" w:hanging="360"/>
+        <w:rPr>
+          <w:rFonts w:ascii="Arial" w:cs="Arial" w:eastAsia="Arial" w:hAnsi="Arial"/>
+          <w:sz w:val="24"/>
+          <w:szCs w:val="24"/>
+        </w:rPr>
+      </w:pPr>
+      <w:r>
+        <w:rPr>
+          <w:rFonts w:ascii="Arial" w:cs="Arial" w:eastAsia="Arial" w:hAnsi="Arial"/>
+          <w:b w:val="1"/>
+          <w:sz w:val="24"/>
+          <w:szCs w:val="24"/>
+          <w:rtl w:val="0"/>
+        </w:rPr>
+        <w:t xml:space="preserve">• Git y GitHub – Control de versiones y repositorio remoto colaborativo.</w:t>
+      </w:r>
+    </w:p>
+    <w:p>
+      <w:pPr>
+        <w:numPr>
+          <w:ilvl w:val="0"/>
+          <w:numId w:val="4"/>
+        </w:numPr>
+        <w:spacing w:after="240" w:before="0" w:beforeAutospacing="0" w:lineRule="auto"/>
+        <w:ind w:left="720" w:hanging="360"/>
+        <w:rPr>
+          <w:rFonts w:ascii="Arial" w:cs="Arial" w:eastAsia="Arial" w:hAnsi="Arial"/>
+          <w:sz w:val="24"/>
+          <w:szCs w:val="24"/>
+        </w:rPr>
+      </w:pPr>
+      <w:r>
+        <w:rPr>
+          <w:rFonts w:ascii="Arial" w:cs="Arial" w:eastAsia="Arial" w:hAnsi="Arial"/>
+          <w:b w:val="1"/>
+          <w:sz w:val="24"/>
+          <w:szCs w:val="24"/>
+          <w:rtl w:val="0"/>
+        </w:rPr>
+        <w:t xml:space="preserve">• Visual Studio Code – Entorno de desarrollo integrado principal.</w:t>
+      </w:r>
+      <w:r>
+        <w:rPr>
+          <w:rtl w:val="0"/>
+        </w:rPr>
+      </w:r>
+    </w:p>
+    <w:p>
+      <w:pPr>
+        <w:spacing w:after="240" w:before="240" w:lineRule="auto"/>
+        <w:rPr>
+          <w:b w:val="1"/>
+        </w:rPr>
+      </w:pPr>
+      <w:r>
+        <w:rPr>
+          <w:b w:val="1"/>
+          <w:color w:val="366091"/>
+          <w:sz w:val="28"/>
+          <w:szCs w:val="28"/>
+          <w:rtl w:val="0"/>
+        </w:rPr>
+        <w:t xml:space="preserve">4</w:t>
+      </w:r>
+      <w:r>
+        <w:rPr>
+          <w:b w:val="1"/>
+          <w:color w:val="366091"/>
+          <w:sz w:val="28"/>
+          <w:szCs w:val="28"/>
+          <w:rtl w:val="0"/>
+        </w:rPr>
+        <w:t xml:space="preserve">.</w:t>
+        <w:tab/>
+        <w:t xml:space="preserve">Propuestas del Proyecto.</w:t>
+      </w:r>
+      <w:r>
+        <w:rPr>
+          <w:rtl w:val="0"/>
+        </w:rPr>
+      </w:r>
+    </w:p>
+    <w:p>
+      <w:pPr>
+        <w:spacing w:after="240" w:before="240" w:lineRule="auto"/>
+        <w:rPr>
+          <w:rFonts w:ascii="Arial" w:cs="Arial" w:eastAsia="Arial" w:hAnsi="Arial"/>
+          <w:sz w:val="24"/>
+          <w:szCs w:val="24"/>
+        </w:rPr>
+      </w:pPr>
+      <w:r>
+        <w:rPr>
+          <w:rFonts w:ascii="Arial" w:cs="Arial" w:eastAsia="Arial" w:hAnsi="Arial"/>
+          <w:sz w:val="24"/>
+          <w:szCs w:val="24"/>
+          <w:rtl w:val="0"/>
+        </w:rPr>
+        <w:t xml:space="preserve">El desarrollo del sistema se planificará en fases. En la primera etapa (MVP), se incluirán las funcionalidades básicas de registro, visualización de catálogo y carrito de compras. En fases posteriores, se incorporarán funcionalidades avanzadas como descuentos automáticos según edad, personalización de tortas y secciones educativas para la comunidad.</w:t>
+      </w:r>
+    </w:p>
+    <w:p>
+      <w:pPr>
+        <w:rPr>
+          <w:rFonts w:ascii="Arial" w:cs="Arial" w:eastAsia="Arial" w:hAnsi="Arial"/>
+          <w:sz w:val="24"/>
+          <w:szCs w:val="24"/>
+        </w:rPr>
+      </w:pPr>
+      <w:r>
+        <w:rPr>
+          <w:rFonts w:ascii="Arial" w:cs="Arial" w:eastAsia="Arial" w:hAnsi="Arial"/>
+          <w:sz w:val="24"/>
+          <w:szCs w:val="24"/>
+          <w:rtl w:val="0"/>
+        </w:rPr>
+        <w:t xml:space="preserve">Estrategia de validación: se realizarán pruebas de usuario enfocadas en la usabilidad, validación de formularios y correcto funcionamiento del carrito de compras.</w:t>
+      </w:r>
+    </w:p>
+    <w:p>
+      <w:pPr>
+        <w:rPr>
+          <w:rFonts w:ascii="Arial" w:cs="Arial" w:eastAsia="Arial" w:hAnsi="Arial"/>
+          <w:sz w:val="24"/>
+          <w:szCs w:val="24"/>
+        </w:rPr>
+      </w:pPr>
+      <w:r>
+        <w:rPr>
+          <w:rFonts w:ascii="Arial" w:cs="Arial" w:eastAsia="Arial" w:hAnsi="Arial"/>
+          <w:sz w:val="24"/>
+          <w:szCs w:val="24"/>
+          <w:rtl w:val="0"/>
+        </w:rPr>
+        <w:t xml:space="preserve">Manejo de riesgos: se dará prioridad a la implementación de funcionalidades críticas (registro, carrito y pago), posponiendo funciones secundarias en caso de limitaciones de tiempo.</w:t>
+      </w:r>
+    </w:p>
+    <w:p>
+      <w:pPr>
+        <w:spacing w:after="240" w:before="240" w:lineRule="auto"/>
+        <w:ind w:left="0" w:firstLine="0"/>
+        <w:rPr/>
+      </w:pPr>
+      <w:r>
+        <w:rPr>
+          <w:b w:val="1"/>
+          <w:color w:val="366091"/>
+          <w:sz w:val="28"/>
+          <w:szCs w:val="28"/>
+          <w:rtl w:val="0"/>
+        </w:rPr>
+        <w:t xml:space="preserve">4.2</w:t>
+        <w:tab/>
+        <w:t xml:space="preserve">Planificación y cronograma</w:t>
+      </w:r>
+      <w:r>
+        <w:rPr>
+          <w:rtl w:val="0"/>
+        </w:rPr>
+        <w:t xml:space="preserve"> .</w:t>
       </w:r>
     </w:p>
     <w:p>
@@ -2892,25 +2797,151 @@
           <w:between w:space="0" w:sz="0" w:val="nil"/>
         </w:pBdr>
         <w:shd w:fill="auto" w:val="clear"/>
-        <w:spacing w:after="200" w:before="0" w:line="276" w:lineRule="auto"/>
+        <w:spacing w:after="240" w:before="240" w:line="276" w:lineRule="auto"/>
         <w:ind w:left="0" w:right="0" w:firstLine="0"/>
         <w:jc w:val="left"/>
         <w:rPr>
           <w:rFonts w:ascii="Arial" w:cs="Arial" w:eastAsia="Arial" w:hAnsi="Arial"/>
-          <w:b w:val="1"/>
-          <w:color w:val="4f81bd"/>
-          <w:sz w:val="24"/>
-          <w:szCs w:val="24"/>
-        </w:rPr>
-      </w:pPr>
-      <w:r>
-        <w:rPr>
-          <w:rFonts w:ascii="Arial" w:cs="Arial" w:eastAsia="Arial" w:hAnsi="Arial"/>
-          <w:sz w:val="24"/>
-          <w:szCs w:val="24"/>
-          <w:rtl w:val="0"/>
-        </w:rPr>
-        <w:t xml:space="preserve">JavaScript: Para la validación de formularios, interactividad y manipulación dinámica del contenido </w:t>
+          <w:sz w:val="24"/>
+          <w:szCs w:val="24"/>
+        </w:rPr>
+      </w:pPr>
+      <w:r>
+        <w:rPr>
+          <w:rFonts w:ascii="Arial" w:cs="Arial" w:eastAsia="Arial" w:hAnsi="Arial"/>
+          <w:sz w:val="24"/>
+          <w:szCs w:val="24"/>
+          <w:rtl w:val="0"/>
+        </w:rPr>
+        <w:t xml:space="preserve">Fase 1: Configuración del entorno React y estructura de componentes base.</w:t>
+      </w:r>
+    </w:p>
+    <w:p>
+      <w:pPr>
+        <w:keepNext w:val="0"/>
+        <w:keepLines w:val="0"/>
+        <w:pageBreakBefore w:val="0"/>
+        <w:widowControl w:val="1"/>
+        <w:pBdr>
+          <w:top w:space="0" w:sz="0" w:val="nil"/>
+          <w:left w:space="0" w:sz="0" w:val="nil"/>
+          <w:bottom w:space="0" w:sz="0" w:val="nil"/>
+          <w:right w:space="0" w:sz="0" w:val="nil"/>
+          <w:between w:space="0" w:sz="0" w:val="nil"/>
+        </w:pBdr>
+        <w:shd w:fill="auto" w:val="clear"/>
+        <w:spacing w:after="240" w:before="240" w:line="276" w:lineRule="auto"/>
+        <w:ind w:left="0" w:right="0" w:firstLine="0"/>
+        <w:jc w:val="left"/>
+        <w:rPr>
+          <w:rFonts w:ascii="Arial" w:cs="Arial" w:eastAsia="Arial" w:hAnsi="Arial"/>
+          <w:sz w:val="24"/>
+          <w:szCs w:val="24"/>
+        </w:rPr>
+      </w:pPr>
+      <w:r>
+        <w:rPr>
+          <w:rFonts w:ascii="Arial" w:cs="Arial" w:eastAsia="Arial" w:hAnsi="Arial"/>
+          <w:sz w:val="24"/>
+          <w:szCs w:val="24"/>
+          <w:rtl w:val="0"/>
+        </w:rPr>
+        <w:t xml:space="preserve">Fase 2: Implementación del catálogo, carrito y gestión de pedidos.</w:t>
+      </w:r>
+    </w:p>
+    <w:p>
+      <w:pPr>
+        <w:keepNext w:val="0"/>
+        <w:keepLines w:val="0"/>
+        <w:pageBreakBefore w:val="0"/>
+        <w:widowControl w:val="1"/>
+        <w:pBdr>
+          <w:top w:space="0" w:sz="0" w:val="nil"/>
+          <w:left w:space="0" w:sz="0" w:val="nil"/>
+          <w:bottom w:space="0" w:sz="0" w:val="nil"/>
+          <w:right w:space="0" w:sz="0" w:val="nil"/>
+          <w:between w:space="0" w:sz="0" w:val="nil"/>
+        </w:pBdr>
+        <w:shd w:fill="auto" w:val="clear"/>
+        <w:spacing w:after="240" w:before="240" w:line="276" w:lineRule="auto"/>
+        <w:ind w:left="0" w:right="0" w:firstLine="0"/>
+        <w:jc w:val="left"/>
+        <w:rPr>
+          <w:rFonts w:ascii="Arial" w:cs="Arial" w:eastAsia="Arial" w:hAnsi="Arial"/>
+          <w:sz w:val="24"/>
+          <w:szCs w:val="24"/>
+        </w:rPr>
+      </w:pPr>
+      <w:r>
+        <w:rPr>
+          <w:rFonts w:ascii="Arial" w:cs="Arial" w:eastAsia="Arial" w:hAnsi="Arial"/>
+          <w:sz w:val="24"/>
+          <w:szCs w:val="24"/>
+          <w:rtl w:val="0"/>
+        </w:rPr>
+        <w:t xml:space="preserve">Fase 3: Validaciones de formularios y diseño responsivo con bootstrap.</w:t>
+      </w:r>
+    </w:p>
+    <w:p>
+      <w:pPr>
+        <w:keepNext w:val="0"/>
+        <w:keepLines w:val="0"/>
+        <w:pageBreakBefore w:val="0"/>
+        <w:widowControl w:val="1"/>
+        <w:pBdr>
+          <w:top w:space="0" w:sz="0" w:val="nil"/>
+          <w:left w:space="0" w:sz="0" w:val="nil"/>
+          <w:bottom w:space="0" w:sz="0" w:val="nil"/>
+          <w:right w:space="0" w:sz="0" w:val="nil"/>
+          <w:between w:space="0" w:sz="0" w:val="nil"/>
+        </w:pBdr>
+        <w:shd w:fill="auto" w:val="clear"/>
+        <w:spacing w:after="240" w:before="240" w:line="276" w:lineRule="auto"/>
+        <w:ind w:left="0" w:right="0" w:firstLine="0"/>
+        <w:jc w:val="left"/>
+        <w:rPr>
+          <w:rFonts w:ascii="Arial" w:cs="Arial" w:eastAsia="Arial" w:hAnsi="Arial"/>
+          <w:sz w:val="24"/>
+          <w:szCs w:val="24"/>
+        </w:rPr>
+      </w:pPr>
+      <w:r>
+        <w:rPr>
+          <w:rFonts w:ascii="Arial" w:cs="Arial" w:eastAsia="Arial" w:hAnsi="Arial"/>
+          <w:sz w:val="24"/>
+          <w:szCs w:val="24"/>
+          <w:rtl w:val="0"/>
+        </w:rPr>
+        <w:t xml:space="preserve">Fase 4: Creación de pruebas unitarias con Jasmine y Karma.</w:t>
+      </w:r>
+    </w:p>
+    <w:p>
+      <w:pPr>
+        <w:keepNext w:val="0"/>
+        <w:keepLines w:val="0"/>
+        <w:pageBreakBefore w:val="0"/>
+        <w:widowControl w:val="1"/>
+        <w:pBdr>
+          <w:top w:space="0" w:sz="0" w:val="nil"/>
+          <w:left w:space="0" w:sz="0" w:val="nil"/>
+          <w:bottom w:space="0" w:sz="0" w:val="nil"/>
+          <w:right w:space="0" w:sz="0" w:val="nil"/>
+          <w:between w:space="0" w:sz="0" w:val="nil"/>
+        </w:pBdr>
+        <w:shd w:fill="auto" w:val="clear"/>
+        <w:spacing w:after="240" w:before="240" w:line="276" w:lineRule="auto"/>
+        <w:ind w:left="0" w:right="0" w:firstLine="0"/>
+        <w:jc w:val="left"/>
+        <w:rPr/>
+      </w:pPr>
+      <w:r>
+        <w:rPr>
+          <w:rFonts w:ascii="Arial" w:cs="Arial" w:eastAsia="Arial" w:hAnsi="Arial"/>
+          <w:sz w:val="24"/>
+          <w:szCs w:val="24"/>
+          <w:rtl w:val="0"/>
+        </w:rPr>
+        <w:t xml:space="preserve">Fase 5: Analisis de cobertura de testing y documentación final.</w:t>
       </w:r>
       <w:r>
         <w:rPr>
@@ -2921,224 +2952,12 @@
     <w:p>
       <w:pPr>
         <w:spacing w:after="240" w:before="240" w:lineRule="auto"/>
-        <w:ind w:left="720" w:firstLine="0"/>
-        <w:rPr>
-          <w:b w:val="1"/>
-          <w:color w:val="4f81bd"/>
-          <w:sz w:val="26"/>
-          <w:szCs w:val="26"/>
-        </w:rPr>
-      </w:pPr>
-      <w:r>
-        <w:rPr>
-          <w:b w:val="1"/>
-          <w:color w:val="4f81bd"/>
-          <w:sz w:val="26"/>
-          <w:szCs w:val="26"/>
-          <w:rtl w:val="0"/>
-        </w:rPr>
-        <w:t xml:space="preserve">3.2</w:t>
-        <w:tab/>
-        <w:t xml:space="preserve">Plataformas y herramientas adicionales.</w:t>
-      </w:r>
-    </w:p>
-    <w:p>
-      <w:pPr>
-        <w:numPr>
-          <w:ilvl w:val="0"/>
-          <w:numId w:val="2"/>
-        </w:numPr>
-        <w:spacing w:after="0" w:afterAutospacing="0" w:before="240" w:line="360" w:lineRule="auto"/>
-        <w:ind w:left="720" w:hanging="360"/>
-        <w:rPr>
-          <w:rFonts w:ascii="Arial" w:cs="Arial" w:eastAsia="Arial" w:hAnsi="Arial"/>
-          <w:sz w:val="24"/>
-          <w:szCs w:val="24"/>
-        </w:rPr>
-      </w:pPr>
-      <w:r>
-        <w:rPr>
-          <w:rFonts w:ascii="Arial" w:cs="Arial" w:eastAsia="Arial" w:hAnsi="Arial"/>
-          <w:sz w:val="24"/>
-          <w:szCs w:val="24"/>
-          <w:rtl w:val="0"/>
-        </w:rPr>
-        <w:t xml:space="preserve">Git y Github: Control de versiones y repositorio remoto colaborativo.</w:t>
-      </w:r>
-    </w:p>
-    <w:p>
-      <w:pPr>
-        <w:numPr>
-          <w:ilvl w:val="0"/>
-          <w:numId w:val="2"/>
-        </w:numPr>
-        <w:spacing w:after="0" w:afterAutospacing="0" w:before="0" w:beforeAutospacing="0" w:line="360" w:lineRule="auto"/>
-        <w:ind w:left="720" w:hanging="360"/>
-        <w:rPr>
-          <w:rFonts w:ascii="Arial" w:cs="Arial" w:eastAsia="Arial" w:hAnsi="Arial"/>
-          <w:sz w:val="24"/>
-          <w:szCs w:val="24"/>
-        </w:rPr>
-      </w:pPr>
-      <w:r>
-        <w:rPr>
-          <w:rFonts w:ascii="Arial" w:cs="Arial" w:eastAsia="Arial" w:hAnsi="Arial"/>
-          <w:sz w:val="24"/>
-          <w:szCs w:val="24"/>
-          <w:rtl w:val="0"/>
-        </w:rPr>
-        <w:t xml:space="preserve">Visual Studio Code: Entorno de desarrollo principal.</w:t>
-      </w:r>
-    </w:p>
-    <w:p>
-      <w:pPr>
-        <w:numPr>
-          <w:ilvl w:val="0"/>
-          <w:numId w:val="2"/>
-        </w:numPr>
-        <w:spacing w:after="0" w:afterAutospacing="0" w:before="0" w:beforeAutospacing="0" w:line="360" w:lineRule="auto"/>
-        <w:ind w:left="720" w:hanging="360"/>
-        <w:rPr>
-          <w:rFonts w:ascii="Arial" w:cs="Arial" w:eastAsia="Arial" w:hAnsi="Arial"/>
-          <w:sz w:val="24"/>
-          <w:szCs w:val="24"/>
-        </w:rPr>
-      </w:pPr>
-      <w:r>
-        <w:rPr>
-          <w:rFonts w:ascii="Arial" w:cs="Arial" w:eastAsia="Arial" w:hAnsi="Arial"/>
-          <w:sz w:val="24"/>
-          <w:szCs w:val="24"/>
-          <w:rtl w:val="0"/>
-        </w:rPr>
-        <w:t xml:space="preserve">Google chrome: Navegador para prueba y depuración</w:t>
-      </w:r>
-    </w:p>
-    <w:p>
-      <w:pPr>
-        <w:numPr>
-          <w:ilvl w:val="0"/>
-          <w:numId w:val="2"/>
-        </w:numPr>
-        <w:spacing w:after="240" w:before="0" w:beforeAutospacing="0" w:line="360" w:lineRule="auto"/>
-        <w:ind w:left="720" w:hanging="360"/>
-        <w:rPr>
-          <w:rFonts w:ascii="Arial" w:cs="Arial" w:eastAsia="Arial" w:hAnsi="Arial"/>
-          <w:sz w:val="24"/>
-          <w:szCs w:val="24"/>
-        </w:rPr>
-      </w:pPr>
-      <w:r>
-        <w:rPr>
-          <w:rFonts w:ascii="Arial" w:cs="Arial" w:eastAsia="Arial" w:hAnsi="Arial"/>
-          <w:sz w:val="24"/>
-          <w:szCs w:val="24"/>
-          <w:rtl w:val="0"/>
-        </w:rPr>
-        <w:t xml:space="preserve">Herramientas de validación HTML/CSS: Para asegurar el cumplimiento de estándares web </w:t>
-        <w:br w:type="textWrapping"/>
-      </w:r>
-    </w:p>
-    <w:p>
-      <w:pPr>
-        <w:spacing w:after="240" w:before="240" w:lineRule="auto"/>
-        <w:rPr>
-          <w:b w:val="1"/>
-        </w:rPr>
-      </w:pPr>
-      <w:r>
+        <w:ind w:left="0" w:firstLine="0"/>
         <w:rPr>
           <w:b w:val="1"/>
           <w:color w:val="366091"/>
           <w:sz w:val="28"/>
           <w:szCs w:val="28"/>
-          <w:rtl w:val="0"/>
-        </w:rPr>
-        <w:t xml:space="preserve">4.</w:t>
-        <w:tab/>
-        <w:t xml:space="preserve">Propuestas del Proyecto.</w:t>
-      </w:r>
-      <w:r>
-        <w:rPr>
-          <w:rtl w:val="0"/>
-        </w:rPr>
-      </w:r>
-    </w:p>
-    <w:p>
-      <w:pPr>
-        <w:spacing w:after="240" w:before="240" w:lineRule="auto"/>
-        <w:rPr>
-          <w:rFonts w:ascii="Arial" w:cs="Arial" w:eastAsia="Arial" w:hAnsi="Arial"/>
-          <w:sz w:val="24"/>
-          <w:szCs w:val="24"/>
-        </w:rPr>
-      </w:pPr>
-      <w:r>
-        <w:rPr>
-          <w:rFonts w:ascii="Arial" w:cs="Arial" w:eastAsia="Arial" w:hAnsi="Arial"/>
-          <w:sz w:val="24"/>
-          <w:szCs w:val="24"/>
-          <w:rtl w:val="0"/>
-        </w:rPr>
-        <w:t xml:space="preserve">El desarrollo del sistema se planificará en fases. En la primera etapa (MVP), se incluirán las funcionalidades básicas de registro, visualización de catálogo y carrito de compras. En fases posteriores, se incorporarán funcionalidades avanzadas como descuentos automáticos según edad, personalización de tortas y secciones educativas para la comunidad.</w:t>
-      </w:r>
-    </w:p>
-    <w:p>
-      <w:pPr>
-        <w:rPr>
-          <w:rFonts w:ascii="Arial" w:cs="Arial" w:eastAsia="Arial" w:hAnsi="Arial"/>
-          <w:sz w:val="24"/>
-          <w:szCs w:val="24"/>
-        </w:rPr>
-      </w:pPr>
-      <w:r>
-        <w:rPr>
-          <w:rFonts w:ascii="Arial" w:cs="Arial" w:eastAsia="Arial" w:hAnsi="Arial"/>
-          <w:sz w:val="24"/>
-          <w:szCs w:val="24"/>
-          <w:rtl w:val="0"/>
-        </w:rPr>
-        <w:t xml:space="preserve">Estrategia de validación: se realizarán pruebas de usuario enfocadas en la usabilidad, validación de formularios y correcto funcionamiento del carrito de compras.</w:t>
-      </w:r>
-    </w:p>
-    <w:p>
-      <w:pPr>
-        <w:rPr>
-          <w:rFonts w:ascii="Arial" w:cs="Arial" w:eastAsia="Arial" w:hAnsi="Arial"/>
-          <w:sz w:val="24"/>
-          <w:szCs w:val="24"/>
-        </w:rPr>
-      </w:pPr>
-      <w:r>
-        <w:rPr>
-          <w:rFonts w:ascii="Arial" w:cs="Arial" w:eastAsia="Arial" w:hAnsi="Arial"/>
-          <w:sz w:val="24"/>
-          <w:szCs w:val="24"/>
-          <w:rtl w:val="0"/>
-        </w:rPr>
-        <w:t xml:space="preserve">Manejo de riesgos: se dará prioridad a la implementación de funcionalidades críticas (registro, carrito y pago), posponiendo funciones secundarias en caso de limitaciones de tiempo.</w:t>
-      </w:r>
-    </w:p>
-    <w:p>
-      <w:pPr>
-        <w:spacing w:after="240" w:before="240" w:lineRule="auto"/>
-        <w:ind w:left="720" w:firstLine="0"/>
-        <w:rPr/>
-      </w:pPr>
-      <w:r>
-        <w:rPr>
-          <w:rtl w:val="0"/>
-        </w:rPr>
-        <w:br w:type="textWrapping"/>
-      </w:r>
-    </w:p>
-    <w:p>
-      <w:pPr>
-        <w:spacing w:after="240" w:before="240" w:lineRule="auto"/>
-        <w:rPr>
-          <w:rFonts w:ascii="Arial" w:cs="Arial" w:eastAsia="Arial" w:hAnsi="Arial"/>
-          <w:sz w:val="24"/>
-          <w:szCs w:val="24"/>
         </w:rPr>
       </w:pPr>
       <w:r>
@@ -3149,7 +2968,238 @@
           <w:szCs w:val="28"/>
           <w:rtl w:val="0"/>
         </w:rPr>
-        <w:t xml:space="preserve">5.</w:t>
+        <w:t xml:space="preserve">4.3</w:t>
+        <w:tab/>
+        <w:t xml:space="preserve">Estrategias de implementación.</w:t>
+      </w:r>
+    </w:p>
+    <w:p>
+      <w:pPr>
+        <w:spacing w:after="240" w:before="240" w:lineRule="auto"/>
+        <w:rPr>
+          <w:rFonts w:ascii="Arial" w:cs="Arial" w:eastAsia="Arial" w:hAnsi="Arial"/>
+          <w:sz w:val="24"/>
+          <w:szCs w:val="24"/>
+        </w:rPr>
+      </w:pPr>
+      <w:r>
+        <w:rPr>
+          <w:rFonts w:ascii="Arial" w:cs="Arial" w:eastAsia="Arial" w:hAnsi="Arial"/>
+          <w:sz w:val="24"/>
+          <w:szCs w:val="24"/>
+          <w:rtl w:val="0"/>
+        </w:rPr>
+        <w:t xml:space="preserve">• Modularidad: separación de componentes por responsabilidad.</w:t>
+        <w:br w:type="textWrapping"/>
+        <w:t xml:space="preserve"> • Reutilización: uso de props y estados compartidos entre componentes.</w:t>
+        <w:br w:type="textWrapping"/>
+        <w:t xml:space="preserve"> • Testing: validación de funciones críticas con Jasmine.</w:t>
+        <w:br w:type="textWrapping"/>
+        <w:t xml:space="preserve"> • Responsividad: adaptación automática mediante Bootstrap.</w:t>
+        <w:br w:type="textWrapping"/>
+        <w:t xml:space="preserve"> • Versionado: uso de GitHub para control y revisión de cambios.</w:t>
+      </w:r>
+    </w:p>
+    <w:p>
+      <w:pPr>
+        <w:keepNext w:val="0"/>
+        <w:keepLines w:val="0"/>
+        <w:pageBreakBefore w:val="0"/>
+        <w:widowControl w:val="1"/>
+        <w:pBdr>
+          <w:top w:space="0" w:sz="0" w:val="nil"/>
+          <w:left w:space="0" w:sz="0" w:val="nil"/>
+          <w:bottom w:space="0" w:sz="0" w:val="nil"/>
+          <w:right w:space="0" w:sz="0" w:val="nil"/>
+          <w:between w:space="0" w:sz="0" w:val="nil"/>
+        </w:pBdr>
+        <w:shd w:fill="auto" w:val="clear"/>
+        <w:spacing w:after="240" w:before="240" w:line="276" w:lineRule="auto"/>
+        <w:ind w:left="0" w:right="0" w:firstLine="0"/>
+        <w:jc w:val="left"/>
+        <w:rPr>
+          <w:rFonts w:ascii="Arial" w:cs="Arial" w:eastAsia="Arial" w:hAnsi="Arial"/>
+          <w:sz w:val="24"/>
+          <w:szCs w:val="24"/>
+        </w:rPr>
+      </w:pPr>
+      <w:r>
+        <w:rPr>
+          <w:b w:val="1"/>
+          <w:color w:val="366091"/>
+          <w:sz w:val="28"/>
+          <w:szCs w:val="28"/>
+          <w:rtl w:val="0"/>
+        </w:rPr>
+        <w:t xml:space="preserve">4.4</w:t>
+        <w:tab/>
+        <w:t xml:space="preserve">Estrategias de Testing</w:t>
+      </w:r>
+      <w:r>
+        <w:rPr>
+          <w:rtl w:val="0"/>
+        </w:rPr>
+      </w:r>
+    </w:p>
+    <w:p>
+      <w:pPr>
+        <w:keepNext w:val="0"/>
+        <w:keepLines w:val="0"/>
+        <w:pageBreakBefore w:val="0"/>
+        <w:widowControl w:val="1"/>
+        <w:pBdr>
+          <w:top w:space="0" w:sz="0" w:val="nil"/>
+          <w:left w:space="0" w:sz="0" w:val="nil"/>
+          <w:bottom w:space="0" w:sz="0" w:val="nil"/>
+          <w:right w:space="0" w:sz="0" w:val="nil"/>
+          <w:between w:space="0" w:sz="0" w:val="nil"/>
+        </w:pBdr>
+        <w:shd w:fill="auto" w:val="clear"/>
+        <w:spacing w:after="240" w:before="240" w:line="276" w:lineRule="auto"/>
+        <w:ind w:left="0" w:right="0" w:firstLine="0"/>
+        <w:jc w:val="left"/>
+        <w:rPr>
+          <w:rFonts w:ascii="Arial" w:cs="Arial" w:eastAsia="Arial" w:hAnsi="Arial"/>
+          <w:sz w:val="24"/>
+          <w:szCs w:val="24"/>
+        </w:rPr>
+      </w:pPr>
+      <w:r>
+        <w:rPr>
+          <w:rFonts w:ascii="Arial" w:cs="Arial" w:eastAsia="Arial" w:hAnsi="Arial"/>
+          <w:sz w:val="24"/>
+          <w:szCs w:val="24"/>
+          <w:rtl w:val="0"/>
+        </w:rPr>
+        <w:t xml:space="preserve">Se configura un entorno de pruebas con jasmine y karma abarcando las funciones </w:t>
+      </w:r>
+    </w:p>
+    <w:p>
+      <w:pPr>
+        <w:keepNext w:val="0"/>
+        <w:keepLines w:val="0"/>
+        <w:pageBreakBefore w:val="0"/>
+        <w:widowControl w:val="1"/>
+        <w:pBdr>
+          <w:top w:space="0" w:sz="0" w:val="nil"/>
+          <w:left w:space="0" w:sz="0" w:val="nil"/>
+          <w:bottom w:space="0" w:sz="0" w:val="nil"/>
+          <w:right w:space="0" w:sz="0" w:val="nil"/>
+          <w:between w:space="0" w:sz="0" w:val="nil"/>
+        </w:pBdr>
+        <w:shd w:fill="auto" w:val="clear"/>
+        <w:spacing w:after="240" w:before="240" w:line="276" w:lineRule="auto"/>
+        <w:ind w:left="0" w:right="0" w:firstLine="0"/>
+        <w:jc w:val="left"/>
+        <w:rPr>
+          <w:rFonts w:ascii="Arial" w:cs="Arial" w:eastAsia="Arial" w:hAnsi="Arial"/>
+          <w:sz w:val="24"/>
+          <w:szCs w:val="24"/>
+        </w:rPr>
+      </w:pPr>
+      <w:r>
+        <w:rPr>
+          <w:rFonts w:ascii="Arial" w:cs="Arial" w:eastAsia="Arial" w:hAnsi="Arial"/>
+          <w:sz w:val="24"/>
+          <w:szCs w:val="24"/>
+          <w:rtl w:val="0"/>
+        </w:rPr>
+        <w:t xml:space="preserve">principales del frontend. Las pruebas cubrirán validaciones de formulario, renderizado de componentes, manejo de estados y comportamiento del DOM. Se desarrollarán al menos  10 pruebas unitarias representativas para garantizar el correcto funcionamiento del sistema </w:t>
+      </w:r>
+    </w:p>
+    <w:p>
+      <w:pPr>
+        <w:keepNext w:val="0"/>
+        <w:keepLines w:val="0"/>
+        <w:pageBreakBefore w:val="0"/>
+        <w:widowControl w:val="1"/>
+        <w:pBdr>
+          <w:top w:space="0" w:sz="0" w:val="nil"/>
+          <w:left w:space="0" w:sz="0" w:val="nil"/>
+          <w:bottom w:space="0" w:sz="0" w:val="nil"/>
+          <w:right w:space="0" w:sz="0" w:val="nil"/>
+          <w:between w:space="0" w:sz="0" w:val="nil"/>
+        </w:pBdr>
+        <w:shd w:fill="auto" w:val="clear"/>
+        <w:spacing w:after="240" w:before="240" w:line="276" w:lineRule="auto"/>
+        <w:ind w:left="0" w:right="0" w:firstLine="0"/>
+        <w:jc w:val="left"/>
+        <w:rPr>
+          <w:rFonts w:ascii="Arial" w:cs="Arial" w:eastAsia="Arial" w:hAnsi="Arial"/>
+          <w:sz w:val="24"/>
+          <w:szCs w:val="24"/>
+        </w:rPr>
+      </w:pPr>
+      <w:r>
+        <w:rPr>
+          <w:b w:val="1"/>
+          <w:color w:val="366091"/>
+          <w:sz w:val="28"/>
+          <w:szCs w:val="28"/>
+          <w:rtl w:val="0"/>
+        </w:rPr>
+        <w:t xml:space="preserve">4.5 </w:t>
+        <w:tab/>
+        <w:t xml:space="preserve">Validación y manejo de riesgo</w:t>
+      </w:r>
+      <w:r>
+        <w:rPr>
+          <w:rtl w:val="0"/>
+        </w:rPr>
+      </w:r>
+    </w:p>
+    <w:p>
+      <w:pPr>
+        <w:keepNext w:val="0"/>
+        <w:keepLines w:val="0"/>
+        <w:pageBreakBefore w:val="0"/>
+        <w:widowControl w:val="1"/>
+        <w:pBdr>
+          <w:top w:space="0" w:sz="0" w:val="nil"/>
+          <w:left w:space="0" w:sz="0" w:val="nil"/>
+          <w:bottom w:space="0" w:sz="0" w:val="nil"/>
+          <w:right w:space="0" w:sz="0" w:val="nil"/>
+          <w:between w:space="0" w:sz="0" w:val="nil"/>
+        </w:pBdr>
+        <w:shd w:fill="auto" w:val="clear"/>
+        <w:spacing w:after="240" w:before="240" w:line="276" w:lineRule="auto"/>
+        <w:ind w:left="0" w:right="0" w:firstLine="0"/>
+        <w:jc w:val="left"/>
+        <w:rPr/>
+      </w:pPr>
+      <w:r>
+        <w:rPr>
+          <w:rFonts w:ascii="Arial" w:cs="Arial" w:eastAsia="Arial" w:hAnsi="Arial"/>
+          <w:sz w:val="24"/>
+          <w:szCs w:val="24"/>
+          <w:rtl w:val="0"/>
+        </w:rPr>
+        <w:t xml:space="preserve">Se validará continuamente la funcionalidad de los componentes a través de pruebas unitarias y revisiones de código. Los riesgo principales incluyen retrasos en la configuración del entorno y errores en la gestion de estados, los cuales serán mitigados mediante revisión temprana y documentación constante </w:t>
+      </w:r>
+      <w:r>
+        <w:rPr>
+          <w:rtl w:val="0"/>
+        </w:rPr>
+      </w:r>
+    </w:p>
+    <w:p>
+      <w:pPr>
+        <w:spacing w:after="240" w:before="240" w:lineRule="auto"/>
+        <w:rPr>
+          <w:rFonts w:ascii="Arial" w:cs="Arial" w:eastAsia="Arial" w:hAnsi="Arial"/>
+          <w:sz w:val="24"/>
+          <w:szCs w:val="24"/>
+        </w:rPr>
+      </w:pPr>
+      <w:r>
+        <w:rPr>
+          <w:b w:val="1"/>
+          <w:color w:val="366091"/>
+          <w:sz w:val="28"/>
+          <w:szCs w:val="28"/>
+          <w:rtl w:val="0"/>
+        </w:rPr>
+        <w:t xml:space="preserve">6.</w:t>
         <w:tab/>
         <w:t xml:space="preserve">Conclusiones</w:t>
       </w:r>
@@ -3763,7 +3813,7 @@
       <w:lvlText w:val="●"/>
       <w:lvlJc w:val="left"/>
       <w:pPr>
-        <w:ind w:left="720" w:hanging="360"/>
+        <w:ind w:left="1440" w:hanging="360"/>
       </w:pPr>
       <w:rPr>
         <w:u w:val="none"/>
@@ -3775,7 +3825,7 @@
       <w:lvlText w:val="○"/>
       <w:lvlJc w:val="left"/>
       <w:pPr>
-        <w:ind w:left="1440" w:hanging="360"/>
+        <w:ind w:left="2160" w:hanging="360"/>
       </w:pPr>
       <w:rPr>
         <w:u w:val="none"/>
@@ -3787,7 +3837,7 @@
       <w:lvlText w:val="■"/>
       <w:lvlJc w:val="left"/>
       <w:pPr>
-        <w:ind w:left="2160" w:hanging="360"/>
+        <w:ind w:left="2880" w:hanging="360"/>
       </w:pPr>
       <w:rPr>
         <w:u w:val="none"/>
@@ -3799,7 +3849,7 @@
       <w:lvlText w:val="●"/>
       <w:lvlJc w:val="left"/>
       <w:pPr>
-        <w:ind w:left="2880" w:hanging="360"/>
+        <w:ind w:left="3600" w:hanging="360"/>
       </w:pPr>
       <w:rPr>
         <w:u w:val="none"/>
@@ -3811,7 +3861,7 @@
       <w:lvlText w:val="○"/>
       <w:lvlJc w:val="left"/>
       <w:pPr>
-        <w:ind w:left="3600" w:hanging="360"/>
+        <w:ind w:left="4320" w:hanging="360"/>
       </w:pPr>
       <w:rPr>
         <w:u w:val="none"/>
@@ -3823,7 +3873,7 @@
       <w:lvlText w:val="■"/>
       <w:lvlJc w:val="left"/>
       <w:pPr>
-        <w:ind w:left="4320" w:hanging="360"/>
+        <w:ind w:left="5040" w:hanging="360"/>
       </w:pPr>
       <w:rPr>
         <w:u w:val="none"/>
@@ -3835,7 +3885,7 @@
       <w:lvlText w:val="●"/>
       <w:lvlJc w:val="left"/>
       <w:pPr>
-        <w:ind w:left="5040" w:hanging="360"/>
+        <w:ind w:left="5760" w:hanging="360"/>
       </w:pPr>
       <w:rPr>
         <w:u w:val="none"/>
@@ -3847,7 +3897,7 @@
       <w:lvlText w:val="○"/>
       <w:lvlJc w:val="left"/>
       <w:pPr>
-        <w:ind w:left="5760" w:hanging="360"/>
+        <w:ind w:left="6480" w:hanging="360"/>
       </w:pPr>
       <w:rPr>
         <w:u w:val="none"/>
@@ -3859,7 +3909,7 @@
       <w:lvlText w:val="■"/>
       <w:lvlJc w:val="left"/>
       <w:pPr>
-        <w:ind w:left="6480" w:hanging="360"/>
+        <w:ind w:left="7200" w:hanging="360"/>
       </w:pPr>
       <w:rPr>
         <w:u w:val="none"/>
@@ -3873,103 +3923,103 @@
       <w:lvlText w:val="●"/>
       <w:lvlJc w:val="left"/>
       <w:pPr>
+        <w:ind w:left="720" w:hanging="360"/>
+      </w:pPr>
+      <w:rPr>
+        <w:u w:val="none"/>
+      </w:rPr>
+    </w:lvl>
+    <w:lvl w:ilvl="1">
+      <w:start w:val="1"/>
+      <w:numFmt w:val="bullet"/>
+      <w:lvlText w:val="○"/>
+      <w:lvlJc w:val="left"/>
+      <w:pPr>
         <w:ind w:left="1440" w:hanging="360"/>
       </w:pPr>
       <w:rPr>
         <w:u w:val="none"/>
       </w:rPr>
     </w:lvl>
-    <w:lvl w:ilvl="1">
+    <w:lvl w:ilvl="2">
+      <w:start w:val="1"/>
+      <w:numFmt w:val="bullet"/>
+      <w:lvlText w:val="■"/>
+      <w:lvlJc w:val="left"/>
+      <w:pPr>
+        <w:ind w:left="2160" w:hanging="360"/>
+      </w:pPr>
+      <w:rPr>
+        <w:u w:val="none"/>
+      </w:rPr>
+    </w:lvl>
+    <w:lvl w:ilvl="3">
+      <w:start w:val="1"/>
+      <w:numFmt w:val="bullet"/>
+      <w:lvlText w:val="●"/>
+      <w:lvlJc w:val="left"/>
+      <w:pPr>
+        <w:ind w:left="2880" w:hanging="360"/>
+      </w:pPr>
+      <w:rPr>
+        <w:u w:val="none"/>
+      </w:rPr>
+    </w:lvl>
+    <w:lvl w:ilvl="4">
       <w:start w:val="1"/>
       <w:numFmt w:val="bullet"/>
       <w:lvlText w:val="○"/>
       <w:lvlJc w:val="left"/>
       <w:pPr>
-        <w:ind w:left="2160" w:hanging="360"/>
-      </w:pPr>
-      <w:rPr>
-        <w:u w:val="none"/>
-      </w:rPr>
-    </w:lvl>
-    <w:lvl w:ilvl="2">
+        <w:ind w:left="3600" w:hanging="360"/>
+      </w:pPr>
+      <w:rPr>
+        <w:u w:val="none"/>
+      </w:rPr>
+    </w:lvl>
+    <w:lvl w:ilvl="5">
       <w:start w:val="1"/>
       <w:numFmt w:val="bullet"/>
       <w:lvlText w:val="■"/>
       <w:lvlJc w:val="left"/>
       <w:pPr>
-        <w:ind w:left="2880" w:hanging="360"/>
-      </w:pPr>
-      <w:rPr>
-        <w:u w:val="none"/>
-      </w:rPr>
-    </w:lvl>
-    <w:lvl w:ilvl="3">
+        <w:ind w:left="4320" w:hanging="360"/>
+      </w:pPr>
+      <w:rPr>
+        <w:u w:val="none"/>
+      </w:rPr>
+    </w:lvl>
+    <w:lvl w:ilvl="6">
       <w:start w:val="1"/>
       <w:numFmt w:val="bullet"/>
       <w:lvlText w:val="●"/>
       <w:lvlJc w:val="left"/>
       <w:pPr>
-        <w:ind w:left="3600" w:hanging="360"/>
-      </w:pPr>
-      <w:rPr>
-        <w:u w:val="none"/>
-      </w:rPr>
-    </w:lvl>
-    <w:lvl w:ilvl="4">
+        <w:ind w:left="5040" w:hanging="360"/>
+      </w:pPr>
+      <w:rPr>
+        <w:u w:val="none"/>
+      </w:rPr>
+    </w:lvl>
+    <w:lvl w:ilvl="7">
       <w:start w:val="1"/>
       <w:numFmt w:val="bullet"/>
       <w:lvlText w:val="○"/>
       <w:lvlJc w:val="left"/>
       <w:pPr>
-        <w:ind w:left="4320" w:hanging="360"/>
-      </w:pPr>
-      <w:rPr>
-        <w:u w:val="none"/>
-      </w:rPr>
-    </w:lvl>
-    <w:lvl w:ilvl="5">
+        <w:ind w:left="5760" w:hanging="360"/>
+      </w:pPr>
+      <w:rPr>
+        <w:u w:val="none"/>
+      </w:rPr>
+    </w:lvl>
+    <w:lvl w:ilvl="8">
       <w:start w:val="1"/>
       <w:numFmt w:val="bullet"/>
       <w:lvlText w:val="■"/>
       <w:lvlJc w:val="left"/>
       <w:pPr>
-        <w:ind w:left="5040" w:hanging="360"/>
-      </w:pPr>
-      <w:rPr>
-        <w:u w:val="none"/>
-      </w:rPr>
-    </w:lvl>
-    <w:lvl w:ilvl="6">
-      <w:start w:val="1"/>
-      <w:numFmt w:val="bullet"/>
-      <w:lvlText w:val="●"/>
-      <w:lvlJc w:val="left"/>
-      <w:pPr>
-        <w:ind w:left="5760" w:hanging="360"/>
-      </w:pPr>
-      <w:rPr>
-        <w:u w:val="none"/>
-      </w:rPr>
-    </w:lvl>
-    <w:lvl w:ilvl="7">
-      <w:start w:val="1"/>
-      <w:numFmt w:val="bullet"/>
-      <w:lvlText w:val="○"/>
-      <w:lvlJc w:val="left"/>
-      <w:pPr>
         <w:ind w:left="6480" w:hanging="360"/>
-      </w:pPr>
-      <w:rPr>
-        <w:u w:val="none"/>
-      </w:rPr>
-    </w:lvl>
-    <w:lvl w:ilvl="8">
-      <w:start w:val="1"/>
-      <w:numFmt w:val="bullet"/>
-      <w:lvlText w:val="■"/>
-      <w:lvlJc w:val="left"/>
-      <w:pPr>
-        <w:ind w:left="7200" w:hanging="360"/>
       </w:pPr>
       <w:rPr>
         <w:u w:val="none"/>
@@ -4857,116 +4907,6 @@
     </w:lvl>
   </w:abstractNum>
   <w:abstractNum w:abstractNumId="13">
-    <w:lvl w:ilvl="0">
-      <w:start w:val="1"/>
-      <w:numFmt w:val="bullet"/>
-      <w:lvlText w:val="●"/>
-      <w:lvlJc w:val="left"/>
-      <w:pPr>
-        <w:ind w:left="720" w:hanging="360"/>
-      </w:pPr>
-      <w:rPr>
-        <w:u w:val="none"/>
-      </w:rPr>
-    </w:lvl>
-    <w:lvl w:ilvl="1">
-      <w:start w:val="1"/>
-      <w:numFmt w:val="bullet"/>
-      <w:lvlText w:val="○"/>
-      <w:lvlJc w:val="left"/>
-      <w:pPr>
-        <w:ind w:left="1440" w:hanging="360"/>
-      </w:pPr>
-      <w:rPr>
-        <w:u w:val="none"/>
-      </w:rPr>
-    </w:lvl>
-    <w:lvl w:ilvl="2">
-      <w:start w:val="1"/>
-      <w:numFmt w:val="bullet"/>
-      <w:lvlText w:val="■"/>
-      <w:lvlJc w:val="left"/>
-      <w:pPr>
-        <w:ind w:left="2160" w:hanging="360"/>
-      </w:pPr>
-      <w:rPr>
-        <w:u w:val="none"/>
-      </w:rPr>
-    </w:lvl>
-    <w:lvl w:ilvl="3">
-      <w:start w:val="1"/>
-      <w:numFmt w:val="bullet"/>
-      <w:lvlText w:val="●"/>
-      <w:lvlJc w:val="left"/>
-      <w:pPr>
-        <w:ind w:left="2880" w:hanging="360"/>
-      </w:pPr>
-      <w:rPr>
-        <w:u w:val="none"/>
-      </w:rPr>
-    </w:lvl>
-    <w:lvl w:ilvl="4">
-      <w:start w:val="1"/>
-      <w:numFmt w:val="bullet"/>
-      <w:lvlText w:val="○"/>
-      <w:lvlJc w:val="left"/>
-      <w:pPr>
-        <w:ind w:left="3600" w:hanging="360"/>
-      </w:pPr>
-      <w:rPr>
-        <w:u w:val="none"/>
-      </w:rPr>
-    </w:lvl>
-    <w:lvl w:ilvl="5">
-      <w:start w:val="1"/>
-      <w:numFmt w:val="bullet"/>
-      <w:lvlText w:val="■"/>
-      <w:lvlJc w:val="left"/>
-      <w:pPr>
-        <w:ind w:left="4320" w:hanging="360"/>
-      </w:pPr>
-      <w:rPr>
-        <w:u w:val="none"/>
-      </w:rPr>
-    </w:lvl>
-    <w:lvl w:ilvl="6">
-      <w:start w:val="1"/>
-      <w:numFmt w:val="bullet"/>
-      <w:lvlText w:val="●"/>
-      <w:lvlJc w:val="left"/>
-      <w:pPr>
-        <w:ind w:left="5040" w:hanging="360"/>
-      </w:pPr>
-      <w:rPr>
-        <w:u w:val="none"/>
-      </w:rPr>
-    </w:lvl>
-    <w:lvl w:ilvl="7">
-      <w:start w:val="1"/>
-      <w:numFmt w:val="bullet"/>
-      <w:lvlText w:val="○"/>
-      <w:lvlJc w:val="left"/>
-      <w:pPr>
-        <w:ind w:left="5760" w:hanging="360"/>
-      </w:pPr>
-      <w:rPr>
-        <w:u w:val="none"/>
-      </w:rPr>
-    </w:lvl>
-    <w:lvl w:ilvl="8">
-      <w:start w:val="1"/>
-      <w:numFmt w:val="bullet"/>
-      <w:lvlText w:val="■"/>
-      <w:lvlJc w:val="left"/>
-      <w:pPr>
-        <w:ind w:left="6480" w:hanging="360"/>
-      </w:pPr>
-      <w:rPr>
-        <w:u w:val="none"/>
-      </w:rPr>
-    </w:lvl>
-  </w:abstractNum>
-  <w:abstractNum w:abstractNumId="14">
     <w:lvl w:ilvl="0">
       <w:start w:val="1"/>
       <w:numFmt w:val="bullet"/>
@@ -5114,9 +5054,6 @@
   </w:num>
   <w:num w:numId="13">
     <w:abstractNumId w:val="13"/>
-  </w:num>
-  <w:num w:numId="14">
-    <w:abstractNumId w:val="14"/>
   </w:num>
 </w:numbering>
 </file>
@@ -6307,7 +6244,7 @@
 
 <file path=customXML/item1.xml><?xml version="1.0" encoding="utf-8"?>
 <go:gDocsCustomXmlDataStorage xmlns:go="http://customooxmlschemas.google.com/" xmlns:r="http://schemas.openxmlformats.org/officeDocument/2006/relationships" uri="GoogleDocsCustomDataVersion2">
-  <go:docsCustomData xmlns:go="http://customooxmlschemas.google.com/" roundtripDataSignature="AMtx7mhzZKKalklXq8GfDgbzfHvjzC5/sg==">CgMxLjAyDmgubG94emlwY25hdmNiMg1oLndqaXFlNDJiejlrMg5oLjhuZnE1b280ZmljZzIOaC4zMzUxNzV6ZmxpMXYyDmgud2J6OXhsaHdueWpkMg5oLnI2N2pobmpmcmJ6ajIOaC5vNzN0cm12MWpwYWkyDmguZXI5Y2xzY2FhdWg1Mg5oLjRndWllejQ5ZnNnczIOaC5kNTNsbHQ3Z3B2d2MyDmgucnViN2E0OXRkZDI4Mg5oLmc4dHQ2anlqdndmbDIOaC5jcjZoazloc2RsOG44AHIhMWFXcmE2TGxEaUVwZmpOamZDV2xTM25Nbk1QYUl3VXN2</go:docsCustomData>
+  <go:docsCustomData xmlns:go="http://customooxmlschemas.google.com/" roundtripDataSignature="AMtx7mjlrF3sKqA2ankETn5ZfJGDu5gjnw==">CgMxLjAyDmgubG94emlwY25hdmNiMg1oLndqaXFlNDJiejlrMg5oLndiejl4bGh3bnlqZDIOaC5yNjdqaG5qZnJiemoyDmgubzczdHJtdjFqcGFpMg5oLmVyOWNsc2NhYXVoNTIOaC40Z3VpZXo0OWZzZ3MyDmguZDUzbGx0N2dwdndjMg5oLnJ1YjdhNDl0ZGQyODIOaC5nOHR0Nmp5anZ3ZmwyDmguY3I2aGs5aHNkbDhuOAByITFhV3JhNkxsRGlFcGZqTmpmQ1dsUzNuTW5NUGFJd1Vzdg==</go:docsCustomData>
 </go:gDocsCustomXmlDataStorage>
 </file>
 
